--- a/Projekt_wymiana_klockow_Toyota_Corolla_E12.docx
+++ b/Projekt_wymiana_klockow_Toyota_Corolla_E12.docx
@@ -1157,7 +1157,7 @@
           <w:sz w:val="22"/>
           <w:szCs w:val="22"/>
         </w:rPr>
-        <w:t xml:space="preserve">Obiektem naprawy jest samochód osobowy Toyota Corolla IX generacji (oznaczenie fabryczne E12/E120), produkowany w latach 2001–2007. Analizowany egzemplarz to 5-drzwiowy hatchback z benzynowym silnikiem 1.6 VVT-i o kodzie 3ZZ-FE i oznaczeniu typu ZZE121 [10]. Z punktu widzenia procesu najważniejsze są: dopuszczalna masa całkowita (wykorzystana w rozdziale 7 do obliczenia wymaganej siły hamowania), rodzaj hamulców osi przedniej oraz typ hamulca postojowego (decydujący o braku potrzeby użycia testera diagnostycznego).</w:t>
+        <w:t xml:space="preserve">Obiektem naprawy jest samochód osobowy Toyota Corolla IX generacji (oznaczenie fabryczne E12/E120), produkowany w latach 2001–2007. Analizowany egzemplarz to 5-drzwiowy hatchback z benzynowym silnikiem 1.6 VVT-i o kodzie 3ZZ-FE i oznaczeniu typu ZZE121 [10]. Z punktu widzenia procesu najważniejsze są: dopuszczalna masa całkowita (potrzebna do wyznaczenia wymaganej siły hamowania w kontroli jakości po naprawie), rodzaj hamulców osi przedniej oraz typ hamulca postojowego (decydujący o braku potrzeby użycia testera diagnostycznego).</w:t>
       </w:r>
     </w:p>
     <w:p>
@@ -1172,78 +1172,56 @@
           <w:sz w:val="22"/>
           <w:szCs w:val="22"/>
         </w:rPr>
-        <w:t xml:space="preserve">Na rysunku numer 1 poniżej pokazano analizowany model pojazdu.</w:t>
+        <w:t xml:space="preserve">Na rysunkach numer 1 i 2 poniżej pokazano analizowany model pojazdu w widoku z przodu i z tyłu.</w:t>
       </w:r>
     </w:p>
-    <w:tbl>
-      <w:tblPr>
-        <w:tblW w:type="dxa" w:w="7000"/>
+    <w:p>
+      <w:pPr>
+        <w:keepNext/>
+        <w:spacing w:after="60"/>
         <w:jc w:val="center"/>
-        <w:tblBorders>
-          <w:top w:val="single" w:color="auto" w:sz="4"/>
-          <w:left w:val="single" w:color="auto" w:sz="4"/>
-          <w:bottom w:val="single" w:color="auto" w:sz="4"/>
-          <w:right w:val="single" w:color="auto" w:sz="4"/>
-          <w:insideH w:val="single" w:color="auto" w:sz="4"/>
-          <w:insideV w:val="single" w:color="auto" w:sz="4"/>
-        </w:tblBorders>
-      </w:tblPr>
-      <w:tblGrid>
-        <w:gridCol w:w="7000"/>
-      </w:tblGrid>
-      <w:tr>
-        <w:trPr>
-          <w:trHeight w:val="3400" w:hRule="atLeast"/>
-        </w:trPr>
-        <w:tc>
-          <w:tcPr>
-            <w:tcW w:type="dxa" w:w="7000"/>
-            <w:tcBorders>
-              <w:top w:val="dashed" w:color="8C8C8C" w:sz="6"/>
-              <w:left w:val="dashed" w:color="8C8C8C" w:sz="6"/>
-              <w:bottom w:val="dashed" w:color="8C8C8C" w:sz="6"/>
-              <w:right w:val="dashed" w:color="8C8C8C" w:sz="6"/>
-            </w:tcBorders>
-            <w:shd w:fill="F2F2F2" w:color="auto" w:val="clear"/>
-            <w:vAlign w:val="center"/>
-          </w:tcPr>
-          <w:p>
-            <w:pPr>
-              <w:spacing w:after="40" w:before="0" w:line="276"/>
-              <w:jc w:val="center"/>
-            </w:pPr>
-            <w:r>
-              <w:rPr>
-                <w:rFonts w:ascii="Calibri" w:cs="Calibri" w:eastAsia="Calibri" w:hAnsi="Calibri"/>
-                <w:b/>
-                <w:bCs/>
-                <w:color w:val="808080"/>
-                <w:sz w:val="18"/>
-                <w:szCs w:val="18"/>
-              </w:rPr>
-              <w:t xml:space="preserve">MIEJSCE NA ZDJĘCIE</w:t>
-            </w:r>
-          </w:p>
-          <w:p>
-            <w:pPr>
-              <w:spacing w:after="0" w:before="0" w:line="276"/>
-              <w:jc w:val="center"/>
-            </w:pPr>
-            <w:r>
-              <w:rPr>
-                <w:rFonts w:ascii="Calibri" w:cs="Calibri" w:eastAsia="Calibri" w:hAnsi="Calibri"/>
-                <w:i/>
-                <w:iCs/>
-                <w:color w:val="808080"/>
-                <w:sz w:val="16"/>
-                <w:szCs w:val="16"/>
-              </w:rPr>
-              <w:t xml:space="preserve">Toyota Corolla E12 hatchback – zdjęcie ogólne pojazdu (np. Wikimedia Commons, z podaniem źródła)</w:t>
-            </w:r>
-          </w:p>
-        </w:tc>
-      </w:tr>
-    </w:tbl>
+      </w:pPr>
+      <w:r>
+        <w:drawing>
+          <wp:inline distT="0" distB="0" distL="0" distR="0">
+            <wp:extent cx="4000500" cy="2638425"/>
+            <wp:effectExtent t="0" r="0" b="0" l="0"/>
+            <wp:docPr id="1" name="" descr="" title=""/>
+            <wp:cNvGraphicFramePr>
+              <a:graphicFrameLocks xmlns:a="http://schemas.openxmlformats.org/drawingml/2006/main" noChangeAspect="1"/>
+            </wp:cNvGraphicFramePr>
+            <a:graphic xmlns:a="http://schemas.openxmlformats.org/drawingml/2006/main">
+              <a:graphicData uri="http://schemas.openxmlformats.org/drawingml/2006/picture">
+                <pic:pic xmlns:pic="http://schemas.openxmlformats.org/drawingml/2006/picture">
+                  <pic:nvPicPr>
+                    <pic:cNvPr id="0" name="" descr=""/>
+                    <pic:cNvPicPr>
+                      <a:picLocks noChangeAspect="1" noChangeArrowheads="1"/>
+                    </pic:cNvPicPr>
+                  </pic:nvPicPr>
+                  <pic:blipFill>
+                    <a:blip r:embed="rId9" cstate="none"/>
+                    <a:srcRect/>
+                    <a:stretch>
+                      <a:fillRect/>
+                    </a:stretch>
+                  </pic:blipFill>
+                  <pic:spPr bwMode="auto">
+                    <a:xfrm>
+                      <a:off x="0" y="0"/>
+                      <a:ext cx="4000500" cy="2638425"/>
+                    </a:xfrm>
+                    <a:prstGeom prst="rect">
+                      <a:avLst/>
+                    </a:prstGeom>
+                  </pic:spPr>
+                </pic:pic>
+              </a:graphicData>
+            </a:graphic>
+          </wp:inline>
+        </w:drawing>
+      </w:r>
+    </w:p>
     <w:p>
       <w:pPr>
         <w:spacing w:after="200" w:before="0" w:line="276"/>
@@ -1257,7 +1235,70 @@
           <w:sz w:val="18"/>
           <w:szCs w:val="18"/>
         </w:rPr>
-        <w:t xml:space="preserve">Rysunek 1. Toyota Corolla IX (E12) hatchback, [źródło zdjęcia]</w:t>
+        <w:t xml:space="preserve">Rysunek 1. Toyota Corolla IX (E12) hatchback 5-drzwiowy – widok z przodu, [26]</w:t>
+      </w:r>
+    </w:p>
+    <w:p>
+      <w:pPr>
+        <w:keepNext/>
+        <w:spacing w:after="60"/>
+        <w:jc w:val="center"/>
+      </w:pPr>
+      <w:r>
+        <w:drawing>
+          <wp:inline distT="0" distB="0" distL="0" distR="0">
+            <wp:extent cx="4000500" cy="3000375"/>
+            <wp:effectExtent t="0" r="0" b="0" l="0"/>
+            <wp:docPr id="1" name="" descr="" title=""/>
+            <wp:cNvGraphicFramePr>
+              <a:graphicFrameLocks xmlns:a="http://schemas.openxmlformats.org/drawingml/2006/main" noChangeAspect="1"/>
+            </wp:cNvGraphicFramePr>
+            <a:graphic xmlns:a="http://schemas.openxmlformats.org/drawingml/2006/main">
+              <a:graphicData uri="http://schemas.openxmlformats.org/drawingml/2006/picture">
+                <pic:pic xmlns:pic="http://schemas.openxmlformats.org/drawingml/2006/picture">
+                  <pic:nvPicPr>
+                    <pic:cNvPr id="0" name="" descr=""/>
+                    <pic:cNvPicPr>
+                      <a:picLocks noChangeAspect="1" noChangeArrowheads="1"/>
+                    </pic:cNvPicPr>
+                  </pic:nvPicPr>
+                  <pic:blipFill>
+                    <a:blip r:embed="rId10" cstate="none"/>
+                    <a:srcRect/>
+                    <a:stretch>
+                      <a:fillRect/>
+                    </a:stretch>
+                  </pic:blipFill>
+                  <pic:spPr bwMode="auto">
+                    <a:xfrm>
+                      <a:off x="0" y="0"/>
+                      <a:ext cx="4000500" cy="3000375"/>
+                    </a:xfrm>
+                    <a:prstGeom prst="rect">
+                      <a:avLst/>
+                    </a:prstGeom>
+                  </pic:spPr>
+                </pic:pic>
+              </a:graphicData>
+            </a:graphic>
+          </wp:inline>
+        </w:drawing>
+      </w:r>
+    </w:p>
+    <w:p>
+      <w:pPr>
+        <w:spacing w:after="200" w:before="0" w:line="276"/>
+        <w:jc w:val="left"/>
+      </w:pPr>
+      <w:r>
+        <w:rPr>
+          <w:rFonts w:ascii="Calibri" w:cs="Calibri" w:eastAsia="Calibri" w:hAnsi="Calibri"/>
+          <w:b/>
+          <w:bCs/>
+          <w:sz w:val="18"/>
+          <w:szCs w:val="18"/>
+        </w:rPr>
+        <w:t xml:space="preserve">Rysunek 2. Toyota Corolla IX (E12) hatchback 5-drzwiowy – widok z tyłu, [26]</w:t>
       </w:r>
     </w:p>
     <w:p>
@@ -2688,7 +2729,7 @@
           <w:sz w:val="22"/>
           <w:szCs w:val="22"/>
         </w:rPr>
-        <w:t xml:space="preserve">Na rysunku numer 2 poniżej pokazano hamulec przedni po zdjęciu koła, a na rysunku numer 3 – elementy składowe zacisku według instrukcji producenta.</w:t>
+        <w:t xml:space="preserve">Na rysunku numer 3 poniżej pokazano hamulec przedni po zdjęciu koła, a na rysunku numer 4 – elementy składowe zacisku według instrukcji producenta.</w:t>
       </w:r>
     </w:p>
     <w:tbl>
@@ -2773,7 +2814,7 @@
           <w:sz w:val="18"/>
           <w:szCs w:val="18"/>
         </w:rPr>
-        <w:t xml:space="preserve">Rysunek 2. Hamulec tarczowy osi przedniej pojazdu Toyota Corolla E12, [2]</w:t>
+        <w:t xml:space="preserve">Rysunek 3. Hamulec tarczowy osi przedniej pojazdu Toyota Corolla E12, [2]</w:t>
       </w:r>
     </w:p>
     <w:tbl>
@@ -2858,7 +2899,7 @@
           <w:sz w:val="18"/>
           <w:szCs w:val="18"/>
         </w:rPr>
-        <w:t xml:space="preserve">Rysunek 3. Elementy składowe zacisku hamulca przedniego, [1]</w:t>
+        <w:t xml:space="preserve">Rysunek 4. Elementy składowe zacisku hamulca przedniego, [1]</w:t>
       </w:r>
     </w:p>
     <w:p>
@@ -11415,7 +11456,7 @@
           <w:sz w:val="22"/>
           <w:szCs w:val="22"/>
         </w:rPr>
-        <w:t xml:space="preserve">Na rysunku numer 4 poniżej pokazano zużyte klocki po demontażu zacisku.</w:t>
+        <w:t xml:space="preserve">Na rysunku numer 5 poniżej pokazano zużyte klocki po demontażu zacisku.</w:t>
       </w:r>
     </w:p>
     <w:tbl>
@@ -11500,7 +11541,7 @@
           <w:sz w:val="18"/>
           <w:szCs w:val="18"/>
         </w:rPr>
-        <w:t xml:space="preserve">Rysunek 4. Zużyte okładziny klocków hamulcowych osi przedniej, [2]</w:t>
+        <w:t xml:space="preserve">Rysunek 5. Zużyte okładziny klocków hamulcowych osi przedniej, [2]</w:t>
       </w:r>
     </w:p>
     <w:p>
@@ -14783,7 +14824,7 @@
           <w:sz w:val="22"/>
           <w:szCs w:val="22"/>
         </w:rPr>
-        <w:t xml:space="preserve">Proces podzielono na siedem etapów, z których dwa kończą się punktem decyzyjnym. Pierwszy (po weryfikacji) rozstrzyga, czy tarcza może pozostać w pojeździe; drugi (po kontroli jakości) – czy pojazd może zostać wydany, czy wraca do weryfikacji. Schemat przedstawiono na rysunku numer 5, a numery czynności odpowiadają karcie instrukcyjnej z punktu 6.2.</w:t>
+        <w:t xml:space="preserve">Proces podzielono na siedem etapów, z których dwa kończą się punktem decyzyjnym. Pierwszy (po weryfikacji) rozstrzyga, czy tarcza może pozostać w pojeździe; drugi (po kontroli jakości) – czy pojazd może zostać wydany, czy wraca do weryfikacji. Schemat przedstawiono na rysunku numer 6, a numery czynności odpowiadają karcie instrukcyjnej z punktu 6.2.</w:t>
       </w:r>
     </w:p>
     <w:p>
@@ -14810,7 +14851,7 @@
                     </pic:cNvPicPr>
                   </pic:nvPicPr>
                   <pic:blipFill>
-                    <a:blip r:embed="rId9" cstate="none"/>
+                    <a:blip r:embed="rId11" cstate="none"/>
                     <a:srcRect/>
                     <a:stretch>
                       <a:fillRect/>
@@ -14845,7 +14886,7 @@
           <w:sz w:val="18"/>
           <w:szCs w:val="18"/>
         </w:rPr>
-        <w:t xml:space="preserve">Rysunek 5. Schemat procesu technologicznego wymiany klocków hamulcowych z kontrolą jakości – opracowanie własne na podstawie [1], [4], [6], [15], [16]</w:t>
+        <w:t xml:space="preserve">Rysunek 6. Schemat procesu technologicznego wymiany klocków hamulcowych z kontrolą jakości – opracowanie własne na podstawie [1], [4], [6], [15], [16]</w:t>
       </w:r>
     </w:p>
     <w:p>
@@ -15684,7 +15725,7 @@
                       <w:sz w:val="20"/>
                       <w:szCs w:val="20"/>
                     </w:rPr>
-                    <w:t xml:space="preserve">Na rysunku numer 6 poniżej pokazano otwarta maska i odkręcony korek zbiornika płynu hamulcowego.</w:t>
+                    <w:t xml:space="preserve">Na rysunku numer 7 poniżej pokazano otwarta maska i odkręcony korek zbiornika płynu hamulcowego.</w:t>
                   </w:r>
                 </w:p>
                 <w:tbl>
@@ -15769,7 +15810,7 @@
                       <w:sz w:val="16"/>
                       <w:szCs w:val="16"/>
                     </w:rPr>
-                    <w:t xml:space="preserve">Rysunek 6. Otwarta maska i odkręcony korek zbiornika płynu hamulcowego, [2]</w:t>
+                    <w:t xml:space="preserve">Rysunek 7. Otwarta maska i odkręcony korek zbiornika płynu hamulcowego, [2]</w:t>
                   </w:r>
                 </w:p>
               </w:tc>
@@ -16049,7 +16090,7 @@
                       <w:sz w:val="20"/>
                       <w:szCs w:val="20"/>
                     </w:rPr>
-                    <w:t xml:space="preserve">Na rysunku numer 7 poniżej pokazano zabezpieczenie kół klinami.</w:t>
+                    <w:t xml:space="preserve">Na rysunku numer 8 poniżej pokazano zabezpieczenie kół klinami.</w:t>
                   </w:r>
                 </w:p>
                 <w:tbl>
@@ -16134,7 +16175,7 @@
                       <w:sz w:val="16"/>
                       <w:szCs w:val="16"/>
                     </w:rPr>
-                    <w:t xml:space="preserve">Rysunek 7. Zabezpieczenie kół klinami, [2]</w:t>
+                    <w:t xml:space="preserve">Rysunek 8. Zabezpieczenie kół klinami, [2]</w:t>
                   </w:r>
                 </w:p>
               </w:tc>
@@ -17517,7 +17558,7 @@
                       <w:sz w:val="20"/>
                       <w:szCs w:val="20"/>
                     </w:rPr>
-                    <w:t xml:space="preserve">Na rysunku numer 8 poniżej pokazano poluzowanie nakrętek mocujących koło.</w:t>
+                    <w:t xml:space="preserve">Na rysunku numer 9 poniżej pokazano poluzowanie nakrętek mocujących koło.</w:t>
                   </w:r>
                 </w:p>
                 <w:tbl>
@@ -17602,7 +17643,7 @@
                       <w:sz w:val="16"/>
                       <w:szCs w:val="16"/>
                     </w:rPr>
-                    <w:t xml:space="preserve">Rysunek 8. Poluzowanie nakrętek mocujących koło, [2]</w:t>
+                    <w:t xml:space="preserve">Rysunek 9. Poluzowanie nakrętek mocujących koło, [2]</w:t>
                   </w:r>
                 </w:p>
               </w:tc>
@@ -17882,7 +17923,7 @@
                       <w:sz w:val="20"/>
                       <w:szCs w:val="20"/>
                     </w:rPr>
-                    <w:t xml:space="preserve">Na rysunku numer 9 poniżej pokazano moment podniesienia pojazdu.</w:t>
+                    <w:t xml:space="preserve">Na rysunku numer 10 poniżej pokazano moment podniesienia pojazdu.</w:t>
                   </w:r>
                 </w:p>
                 <w:tbl>
@@ -17967,7 +18008,7 @@
                       <w:sz w:val="16"/>
                       <w:szCs w:val="16"/>
                     </w:rPr>
-                    <w:t xml:space="preserve">Rysunek 9. Moment podniesienia pojazdu, [2]</w:t>
+                    <w:t xml:space="preserve">Rysunek 10. Moment podniesienia pojazdu, [2]</w:t>
                   </w:r>
                 </w:p>
               </w:tc>
@@ -19350,7 +19391,7 @@
                       <w:sz w:val="20"/>
                       <w:szCs w:val="20"/>
                     </w:rPr>
-                    <w:t xml:space="preserve">Na rysunku numer 10 poniżej pokazano układ hamulcowy po zdemontowaniu koła.</w:t>
+                    <w:t xml:space="preserve">Na rysunku numer 11 poniżej pokazano układ hamulcowy po zdemontowaniu koła.</w:t>
                   </w:r>
                 </w:p>
                 <w:tbl>
@@ -19435,7 +19476,7 @@
                       <w:sz w:val="16"/>
                       <w:szCs w:val="16"/>
                     </w:rPr>
-                    <w:t xml:space="preserve">Rysunek 10. Układ hamulcowy po zdemontowaniu koła, [2]</w:t>
+                    <w:t xml:space="preserve">Rysunek 11. Układ hamulcowy po zdemontowaniu koła, [2]</w:t>
                   </w:r>
                 </w:p>
               </w:tc>
@@ -19715,7 +19756,7 @@
                       <w:sz w:val="20"/>
                       <w:szCs w:val="20"/>
                     </w:rPr>
-                    <w:t xml:space="preserve">Na rysunku numer 11 poniżej pokazano oczyszczanie elementów mocujących zacisk hamulcowy.</w:t>
+                    <w:t xml:space="preserve">Na rysunku numer 12 poniżej pokazano oczyszczanie elementów mocujących zacisk hamulcowy.</w:t>
                   </w:r>
                 </w:p>
                 <w:tbl>
@@ -19800,7 +19841,7 @@
                       <w:sz w:val="16"/>
                       <w:szCs w:val="16"/>
                     </w:rPr>
-                    <w:t xml:space="preserve">Rysunek 11. Oczyszczanie elementów mocujących zacisk hamulcowy, [2]</w:t>
+                    <w:t xml:space="preserve">Rysunek 12. Oczyszczanie elementów mocujących zacisk hamulcowy, [2]</w:t>
                   </w:r>
                 </w:p>
               </w:tc>
@@ -21183,7 +21224,7 @@
                       <w:sz w:val="20"/>
                       <w:szCs w:val="20"/>
                     </w:rPr>
-                    <w:t xml:space="preserve">Na rysunku numer 12 poniżej pokazano odkręcanie śrub mocujących zacisk hamulcowy.</w:t>
+                    <w:t xml:space="preserve">Na rysunku numer 13 poniżej pokazano odkręcanie śrub mocujących zacisk hamulcowy.</w:t>
                   </w:r>
                 </w:p>
                 <w:tbl>
@@ -21268,7 +21309,7 @@
                       <w:sz w:val="16"/>
                       <w:szCs w:val="16"/>
                     </w:rPr>
-                    <w:t xml:space="preserve">Rysunek 12. Odkręcanie śrub mocujących zacisk hamulcowy, [2]</w:t>
+                    <w:t xml:space="preserve">Rysunek 13. Odkręcanie śrub mocujących zacisk hamulcowy, [2]</w:t>
                   </w:r>
                 </w:p>
               </w:tc>
@@ -21548,7 +21589,7 @@
                       <w:sz w:val="20"/>
                       <w:szCs w:val="20"/>
                     </w:rPr>
-                    <w:t xml:space="preserve">Na rysunku numer 13 poniżej pokazano zdemontowany i podwieszony zacisk hamulcowy.</w:t>
+                    <w:t xml:space="preserve">Na rysunku numer 14 poniżej pokazano zdemontowany i podwieszony zacisk hamulcowy.</w:t>
                   </w:r>
                 </w:p>
                 <w:tbl>
@@ -21633,7 +21674,7 @@
                       <w:sz w:val="16"/>
                       <w:szCs w:val="16"/>
                     </w:rPr>
-                    <w:t xml:space="preserve">Rysunek 13. Zdemontowany i podwieszony zacisk hamulcowy, [2]</w:t>
+                    <w:t xml:space="preserve">Rysunek 14. Zdemontowany i podwieszony zacisk hamulcowy, [2]</w:t>
                   </w:r>
                 </w:p>
               </w:tc>
@@ -23016,7 +23057,7 @@
                       <w:sz w:val="20"/>
                       <w:szCs w:val="20"/>
                     </w:rPr>
-                    <w:t xml:space="preserve">Na rysunku numer 14 poniżej pokazano demontaż zużytych klocków hamulcowych.</w:t>
+                    <w:t xml:space="preserve">Na rysunku numer 15 poniżej pokazano demontaż zużytych klocków hamulcowych.</w:t>
                   </w:r>
                 </w:p>
                 <w:tbl>
@@ -23101,7 +23142,7 @@
                       <w:sz w:val="16"/>
                       <w:szCs w:val="16"/>
                     </w:rPr>
-                    <w:t xml:space="preserve">Rysunek 14. Demontaż zużytych klocków hamulcowych, [2]</w:t>
+                    <w:t xml:space="preserve">Rysunek 15. Demontaż zużytych klocków hamulcowych, [2]</w:t>
                   </w:r>
                 </w:p>
               </w:tc>
@@ -23381,7 +23422,7 @@
                       <w:sz w:val="20"/>
                       <w:szCs w:val="20"/>
                     </w:rPr>
-                    <w:t xml:space="preserve">Na rysunku numer 15 poniżej pokazano płytki podporowe klocków w jarzmie zacisku.</w:t>
+                    <w:t xml:space="preserve">Na rysunku numer 16 poniżej pokazano płytki podporowe klocków w jarzmie zacisku.</w:t>
                   </w:r>
                 </w:p>
                 <w:tbl>
@@ -23466,7 +23507,7 @@
                       <w:sz w:val="16"/>
                       <w:szCs w:val="16"/>
                     </w:rPr>
-                    <w:t xml:space="preserve">Rysunek 15. Płytki podporowe klocków w jarzmie zacisku, [1]</w:t>
+                    <w:t xml:space="preserve">Rysunek 16. Płytki podporowe klocków w jarzmie zacisku, [1]</w:t>
                   </w:r>
                 </w:p>
               </w:tc>
@@ -24875,7 +24916,7 @@
                       <w:sz w:val="20"/>
                       <w:szCs w:val="20"/>
                     </w:rPr>
-                    <w:t xml:space="preserve">Na rysunku numer 16 poniżej pokazano pomiar grubości okładziny klocka.</w:t>
+                    <w:t xml:space="preserve">Na rysunku numer 17 poniżej pokazano pomiar grubości okładziny klocka.</w:t>
                   </w:r>
                 </w:p>
                 <w:tbl>
@@ -24960,7 +25001,7 @@
                       <w:sz w:val="16"/>
                       <w:szCs w:val="16"/>
                     </w:rPr>
-                    <w:t xml:space="preserve">Rysunek 16. Pomiar grubości okładziny klocka, [1]</w:t>
+                    <w:t xml:space="preserve">Rysunek 17. Pomiar grubości okładziny klocka, [1]</w:t>
                   </w:r>
                 </w:p>
               </w:tc>
@@ -26612,7 +26653,7 @@
                       <w:sz w:val="20"/>
                       <w:szCs w:val="20"/>
                     </w:rPr>
-                    <w:t xml:space="preserve">Na rysunku numer 17 poniżej pokazano pomiar grubości tarczy mikrometrem.</w:t>
+                    <w:t xml:space="preserve">Na rysunku numer 18 poniżej pokazano pomiar grubości tarczy mikrometrem.</w:t>
                   </w:r>
                 </w:p>
                 <w:tbl>
@@ -26697,7 +26738,7 @@
                       <w:sz w:val="16"/>
                       <w:szCs w:val="16"/>
                     </w:rPr>
-                    <w:t xml:space="preserve">Rysunek 17. Pomiar grubości tarczy mikrometrem, [1]</w:t>
+                    <w:t xml:space="preserve">Rysunek 18. Pomiar grubości tarczy mikrometrem, [1]</w:t>
                   </w:r>
                 </w:p>
               </w:tc>
@@ -26995,7 +27036,7 @@
                       <w:sz w:val="20"/>
                       <w:szCs w:val="20"/>
                     </w:rPr>
-                    <w:t xml:space="preserve">Na rysunku numer 18 poniżej pokazano pomiar bicia tarczy czujnikiem zegarowym.</w:t>
+                    <w:t xml:space="preserve">Na rysunku numer 19 poniżej pokazano pomiar bicia tarczy czujnikiem zegarowym.</w:t>
                   </w:r>
                 </w:p>
                 <w:tbl>
@@ -27080,7 +27121,7 @@
                       <w:sz w:val="16"/>
                       <w:szCs w:val="16"/>
                     </w:rPr>
-                    <w:t xml:space="preserve">Rysunek 18. Pomiar bicia tarczy czujnikiem zegarowym, [6]</w:t>
+                    <w:t xml:space="preserve">Rysunek 19. Pomiar bicia tarczy czujnikiem zegarowym, [6]</w:t>
                   </w:r>
                 </w:p>
               </w:tc>
@@ -28706,7 +28747,7 @@
                       <w:sz w:val="20"/>
                       <w:szCs w:val="20"/>
                     </w:rPr>
-                    <w:t xml:space="preserve">Na rysunku numer 19 poniżej pokazano czyszczenie jarzma zacisku hamulcowego.</w:t>
+                    <w:t xml:space="preserve">Na rysunku numer 20 poniżej pokazano czyszczenie jarzma zacisku hamulcowego.</w:t>
                   </w:r>
                 </w:p>
                 <w:tbl>
@@ -28791,7 +28832,7 @@
                       <w:sz w:val="16"/>
                       <w:szCs w:val="16"/>
                     </w:rPr>
-                    <w:t xml:space="preserve">Rysunek 19. Czyszczenie jarzma zacisku hamulcowego, [2]</w:t>
+                    <w:t xml:space="preserve">Rysunek 20. Czyszczenie jarzma zacisku hamulcowego, [2]</w:t>
                   </w:r>
                 </w:p>
               </w:tc>
@@ -30174,7 +30215,7 @@
                       <w:sz w:val="20"/>
                       <w:szCs w:val="20"/>
                     </w:rPr>
-                    <w:t xml:space="preserve">Na rysunku numer 20 poniżej pokazano smarowanie sworzni prowadzących.</w:t>
+                    <w:t xml:space="preserve">Na rysunku numer 21 poniżej pokazano smarowanie sworzni prowadzących.</w:t>
                   </w:r>
                 </w:p>
                 <w:tbl>
@@ -30259,7 +30300,7 @@
                       <w:sz w:val="16"/>
                       <w:szCs w:val="16"/>
                     </w:rPr>
-                    <w:t xml:space="preserve">Rysunek 20. Smarowanie sworzni prowadzących, [1]</w:t>
+                    <w:t xml:space="preserve">Rysunek 21. Smarowanie sworzni prowadzących, [1]</w:t>
                   </w:r>
                 </w:p>
               </w:tc>
@@ -31885,7 +31926,7 @@
                       <w:sz w:val="20"/>
                       <w:szCs w:val="20"/>
                     </w:rPr>
-                    <w:t xml:space="preserve">Na rysunku numer 21 poniżej pokazano cofnięcie tłoczka zacisku hamulcowego.</w:t>
+                    <w:t xml:space="preserve">Na rysunku numer 22 poniżej pokazano cofnięcie tłoczka zacisku hamulcowego.</w:t>
                   </w:r>
                 </w:p>
                 <w:tbl>
@@ -31970,7 +32011,7 @@
                       <w:sz w:val="16"/>
                       <w:szCs w:val="16"/>
                     </w:rPr>
-                    <w:t xml:space="preserve">Rysunek 21. Cofnięcie tłoczka zacisku hamulcowego, [2]</w:t>
+                    <w:t xml:space="preserve">Rysunek 22. Cofnięcie tłoczka zacisku hamulcowego, [2]</w:t>
                   </w:r>
                 </w:p>
               </w:tc>
@@ -32250,7 +32291,7 @@
                       <w:sz w:val="20"/>
                       <w:szCs w:val="20"/>
                     </w:rPr>
-                    <w:t xml:space="preserve">Na rysunku numer 22 poniżej pokazano nakładanie pasty przeciwpiskowej na klocki.</w:t>
+                    <w:t xml:space="preserve">Na rysunku numer 23 poniżej pokazano nakładanie pasty przeciwpiskowej na klocki.</w:t>
                   </w:r>
                 </w:p>
                 <w:tbl>
@@ -32335,7 +32376,7 @@
                       <w:sz w:val="16"/>
                       <w:szCs w:val="16"/>
                     </w:rPr>
-                    <w:t xml:space="preserve">Rysunek 22. Nakładanie pasty przeciwpiskowej na klocki, [2]</w:t>
+                    <w:t xml:space="preserve">Rysunek 23. Nakładanie pasty przeciwpiskowej na klocki, [2]</w:t>
                   </w:r>
                 </w:p>
               </w:tc>
@@ -33718,7 +33759,7 @@
                       <w:sz w:val="20"/>
                       <w:szCs w:val="20"/>
                     </w:rPr>
-                    <w:t xml:space="preserve">Na rysunku numer 23 poniżej pokazano oczyszczanie powierzchni tarczy hamulcowej.</w:t>
+                    <w:t xml:space="preserve">Na rysunku numer 24 poniżej pokazano oczyszczanie powierzchni tarczy hamulcowej.</w:t>
                   </w:r>
                 </w:p>
                 <w:tbl>
@@ -33803,7 +33844,7 @@
                       <w:sz w:val="16"/>
                       <w:szCs w:val="16"/>
                     </w:rPr>
-                    <w:t xml:space="preserve">Rysunek 23. Oczyszczanie powierzchni tarczy hamulcowej, [2]</w:t>
+                    <w:t xml:space="preserve">Rysunek 24. Oczyszczanie powierzchni tarczy hamulcowej, [2]</w:t>
                   </w:r>
                 </w:p>
               </w:tc>
@@ -34083,7 +34124,7 @@
                       <w:sz w:val="20"/>
                       <w:szCs w:val="20"/>
                     </w:rPr>
-                    <w:t xml:space="preserve">Na rysunku numer 24 poniżej pokazano montaż nowych klocków hamulcowych.</w:t>
+                    <w:t xml:space="preserve">Na rysunku numer 25 poniżej pokazano montaż nowych klocków hamulcowych.</w:t>
                   </w:r>
                 </w:p>
                 <w:tbl>
@@ -34168,7 +34209,7 @@
                       <w:sz w:val="16"/>
                       <w:szCs w:val="16"/>
                     </w:rPr>
-                    <w:t xml:space="preserve">Rysunek 24. Montaż nowych klocków hamulcowych, [2]</w:t>
+                    <w:t xml:space="preserve">Rysunek 25. Montaż nowych klocków hamulcowych, [2]</w:t>
                   </w:r>
                 </w:p>
               </w:tc>
@@ -35551,7 +35592,7 @@
                       <w:sz w:val="20"/>
                       <w:szCs w:val="20"/>
                     </w:rPr>
-                    <w:t xml:space="preserve">Na rysunku numer 25 poniżej pokazano montaż zacisku hamulcowego.</w:t>
+                    <w:t xml:space="preserve">Na rysunku numer 26 poniżej pokazano montaż zacisku hamulcowego.</w:t>
                   </w:r>
                 </w:p>
                 <w:tbl>
@@ -35636,7 +35677,7 @@
                       <w:sz w:val="16"/>
                       <w:szCs w:val="16"/>
                     </w:rPr>
-                    <w:t xml:space="preserve">Rysunek 25. Montaż zacisku hamulcowego, [2]</w:t>
+                    <w:t xml:space="preserve">Rysunek 26. Montaż zacisku hamulcowego, [2]</w:t>
                   </w:r>
                 </w:p>
               </w:tc>
@@ -35926,7 +35967,7 @@
                       <w:sz w:val="20"/>
                       <w:szCs w:val="20"/>
                     </w:rPr>
-                    <w:t xml:space="preserve">Na rysunku numer 26 poniżej pokazano dokręcanie śrub zacisku kluczem dynamometrycznym.</w:t>
+                    <w:t xml:space="preserve">Na rysunku numer 27 poniżej pokazano dokręcanie śrub zacisku kluczem dynamometrycznym.</w:t>
                   </w:r>
                 </w:p>
                 <w:tbl>
@@ -36011,7 +36052,7 @@
                       <w:sz w:val="16"/>
                       <w:szCs w:val="16"/>
                     </w:rPr>
-                    <w:t xml:space="preserve">Rysunek 26. Dokręcanie śrub zacisku kluczem dynamometrycznym, [2]</w:t>
+                    <w:t xml:space="preserve">Rysunek 27. Dokręcanie śrub zacisku kluczem dynamometrycznym, [2]</w:t>
                   </w:r>
                 </w:p>
               </w:tc>
@@ -37394,7 +37435,7 @@
                       <w:sz w:val="20"/>
                       <w:szCs w:val="20"/>
                     </w:rPr>
-                    <w:t xml:space="preserve">Na rysunku numer 27 poniżej pokazano czyszczenie miejsca przylegania felgi koła.</w:t>
+                    <w:t xml:space="preserve">Na rysunku numer 28 poniżej pokazano czyszczenie miejsca przylegania felgi koła.</w:t>
                   </w:r>
                 </w:p>
                 <w:tbl>
@@ -37479,7 +37520,7 @@
                       <w:sz w:val="16"/>
                       <w:szCs w:val="16"/>
                     </w:rPr>
-                    <w:t xml:space="preserve">Rysunek 27. Czyszczenie miejsca przylegania felgi koła, [2]</w:t>
+                    <w:t xml:space="preserve">Rysunek 28. Czyszczenie miejsca przylegania felgi koła, [2]</w:t>
                   </w:r>
                 </w:p>
               </w:tc>
@@ -39105,7 +39146,7 @@
                       <w:sz w:val="20"/>
                       <w:szCs w:val="20"/>
                     </w:rPr>
-                    <w:t xml:space="preserve">Na rysunku numer 28 poniżej pokazano montaż koła i wkręcanie nakrętek.</w:t>
+                    <w:t xml:space="preserve">Na rysunku numer 29 poniżej pokazano montaż koła i wkręcanie nakrętek.</w:t>
                   </w:r>
                 </w:p>
                 <w:tbl>
@@ -39190,7 +39231,7 @@
                       <w:sz w:val="16"/>
                       <w:szCs w:val="16"/>
                     </w:rPr>
-                    <w:t xml:space="preserve">Rysunek 28. Montaż koła i wkręcanie nakrętek, [2]</w:t>
+                    <w:t xml:space="preserve">Rysunek 29. Montaż koła i wkręcanie nakrętek, [2]</w:t>
                   </w:r>
                 </w:p>
               </w:tc>
@@ -39480,7 +39521,7 @@
                       <w:sz w:val="20"/>
                       <w:szCs w:val="20"/>
                     </w:rPr>
-                    <w:t xml:space="preserve">Na rysunku numer 29 poniżej pokazano dokręcanie nakrętek koła kluczem dynamometrycznym.</w:t>
+                    <w:t xml:space="preserve">Na rysunku numer 30 poniżej pokazano dokręcanie nakrętek koła kluczem dynamometrycznym.</w:t>
                   </w:r>
                 </w:p>
                 <w:tbl>
@@ -39565,7 +39606,7 @@
                       <w:sz w:val="16"/>
                       <w:szCs w:val="16"/>
                     </w:rPr>
-                    <w:t xml:space="preserve">Rysunek 29. Dokręcanie nakrętek koła kluczem dynamometrycznym, [2]</w:t>
+                    <w:t xml:space="preserve">Rysunek 30. Dokręcanie nakrętek koła kluczem dynamometrycznym, [2]</w:t>
                   </w:r>
                 </w:p>
               </w:tc>
@@ -40948,7 +40989,7 @@
                       <w:sz w:val="20"/>
                       <w:szCs w:val="20"/>
                     </w:rPr>
-                    <w:t xml:space="preserve">Na rysunku numer 30 poniżej pokazano naciskanie pedału hamulca.</w:t>
+                    <w:t xml:space="preserve">Na rysunku numer 31 poniżej pokazano naciskanie pedału hamulca.</w:t>
                   </w:r>
                 </w:p>
                 <w:tbl>
@@ -41033,7 +41074,7 @@
                       <w:sz w:val="16"/>
                       <w:szCs w:val="16"/>
                     </w:rPr>
-                    <w:t xml:space="preserve">Rysunek 30. Naciskanie pedału hamulca, [2]</w:t>
+                    <w:t xml:space="preserve">Rysunek 31. Naciskanie pedału hamulca, [2]</w:t>
                   </w:r>
                 </w:p>
               </w:tc>
@@ -41313,7 +41354,7 @@
                       <w:sz w:val="20"/>
                       <w:szCs w:val="20"/>
                     </w:rPr>
-                    <w:t xml:space="preserve">Na rysunku numer 31 poniżej pokazano zakręcanie korka zbiornika płynu hamulcowego.</w:t>
+                    <w:t xml:space="preserve">Na rysunku numer 32 poniżej pokazano zakręcanie korka zbiornika płynu hamulcowego.</w:t>
                   </w:r>
                 </w:p>
                 <w:tbl>
@@ -41398,7 +41439,7 @@
                       <w:sz w:val="16"/>
                       <w:szCs w:val="16"/>
                     </w:rPr>
-                    <w:t xml:space="preserve">Rysunek 31. Zakręcanie korka zbiornika płynu hamulcowego, [2]</w:t>
+                    <w:t xml:space="preserve">Rysunek 32. Zakręcanie korka zbiornika płynu hamulcowego, [2]</w:t>
                   </w:r>
                 </w:p>
               </w:tc>
@@ -43024,7 +43065,7 @@
                       <w:sz w:val="20"/>
                       <w:szCs w:val="20"/>
                     </w:rPr>
-                    <w:t xml:space="preserve">Na rysunku numer 32 poniżej pokazano usunięcie klinów spod kół.</w:t>
+                    <w:t xml:space="preserve">Na rysunku numer 33 poniżej pokazano usunięcie klinów spod kół.</w:t>
                   </w:r>
                 </w:p>
                 <w:tbl>
@@ -43109,7 +43150,7 @@
                       <w:sz w:val="16"/>
                       <w:szCs w:val="16"/>
                     </w:rPr>
-                    <w:t xml:space="preserve">Rysunek 32. Usunięcie klinów spod kół, [2]</w:t>
+                    <w:t xml:space="preserve">Rysunek 33. Usunięcie klinów spod kół, [2]</w:t>
                   </w:r>
                 </w:p>
               </w:tc>
@@ -44136,7 +44177,7 @@
           <w:sz w:val="22"/>
           <w:szCs w:val="22"/>
         </w:rPr>
-        <w:t xml:space="preserve">gdzie T_max i T_min – większa i mniejsza z sił hamowania kół lewego i prawego jednej osi [15]. Przekroczenie tej wartości po wymianie klocków wskazuje najczęściej na zapieczony sworzeń prowadzący, nieprawidłowo osadzony klocek lub zanieczyszczoną tarczę. W analizowanym przypadku (tabela 7) pomiar ten potwierdza skuteczność naprawy lewych sworzni prowadzących. W razie przekroczenia proces wraca do etapu weryfikacji (rysunek numer 5).</w:t>
+        <w:t xml:space="preserve">gdzie T_max i T_min – większa i mniejsza z sił hamowania kół lewego i prawego jednej osi [15]. Przekroczenie tej wartości po wymianie klocków wskazuje najczęściej na zapieczony sworzeń prowadzący, nieprawidłowo osadzony klocek lub zanieczyszczoną tarczę. W analizowanym przypadku (tabela 7) pomiar ten potwierdza skuteczność naprawy lewych sworzni prowadzących. W razie przekroczenia proces wraca do etapu weryfikacji (rysunek numer 6).</w:t>
       </w:r>
     </w:p>
     <w:p>
@@ -51150,6 +51191,31 @@
         <w:t xml:space="preserve">AUTODOC: ATE 13.0460-5815.2 Klocki hamulcowe, https://www.autodoc.pl/ate/955966 (dostęp: 09.10.2026).</w:t>
       </w:r>
     </w:p>
+    <w:p>
+      <w:pPr>
+        <w:tabs>
+          <w:tab w:val="left" w:pos="560"/>
+        </w:tabs>
+        <w:spacing w:after="100"/>
+        <w:ind w:left="560" w:hanging="560"/>
+      </w:pPr>
+      <w:r>
+        <w:rPr>
+          <w:rFonts w:ascii="Calibri" w:cs="Calibri" w:eastAsia="Calibri" w:hAnsi="Calibri"/>
+          <w:sz w:val="20"/>
+          <w:szCs w:val="20"/>
+        </w:rPr>
+        <w:t xml:space="preserve">[26]	</w:t>
+      </w:r>
+      <w:r>
+        <w:rPr>
+          <w:rFonts w:ascii="Calibri" w:cs="Calibri" w:eastAsia="Calibri" w:hAnsi="Calibri"/>
+          <w:sz w:val="20"/>
+          <w:szCs w:val="20"/>
+        </w:rPr>
+        <w:t xml:space="preserve">Motointegrator: Toyota Corolla E12 – dane techniczne: spalanie, cena i opinie (zdjęcia pojazdu), https://www.motointegrator.pl (dostęp: 18.10.2026).</w:t>
+      </w:r>
+    </w:p>
     <w:sectPr>
       <w:footerReference w:type="default" r:id="rId7"/>
       <w:footerReference w:type="first" r:id="rId8"/>

--- a/Projekt_wymiana_klockow_Toyota_Corolla_E12.docx
+++ b/Projekt_wymiana_klockow_Toyota_Corolla_E12.docx
@@ -51213,7 +51213,7 @@
           <w:sz w:val="20"/>
           <w:szCs w:val="20"/>
         </w:rPr>
-        <w:t xml:space="preserve">Motointegrator: Toyota Corolla E12 – dane techniczne: spalanie, cena i opinie (zdjęcia pojazdu), https://www.motointegrator.pl (dostęp: 18.10.2026).</w:t>
+        <w:t xml:space="preserve">Motointegrator: Toyota Corolla E12 – przepis na tanie i niezawodne auto (zdjęcia pojazdu), https://motointegrator.com/pl/pl/poradniki/zycie-kierowcy/toyota-corolla-e12-przepis-na-tanie-i-niezawodne-auto (dostęp: 18.10.2026).</w:t>
       </w:r>
     </w:p>
     <w:sectPr>

--- a/Projekt_wymiana_klockow_Toyota_Corolla_E12.docx
+++ b/Projekt_wymiana_klockow_Toyota_Corolla_E12.docx
@@ -2732,75 +2732,53 @@
         <w:t xml:space="preserve">Na rysunku numer 3 poniżej pokazano hamulec przedni po zdjęciu koła, a na rysunku numer 4 – elementy składowe zacisku według instrukcji producenta.</w:t>
       </w:r>
     </w:p>
-    <w:tbl>
-      <w:tblPr>
-        <w:tblW w:type="dxa" w:w="7000"/>
+    <w:p>
+      <w:pPr>
+        <w:keepNext/>
+        <w:spacing w:after="60"/>
         <w:jc w:val="center"/>
-        <w:tblBorders>
-          <w:top w:val="single" w:color="auto" w:sz="4"/>
-          <w:left w:val="single" w:color="auto" w:sz="4"/>
-          <w:bottom w:val="single" w:color="auto" w:sz="4"/>
-          <w:right w:val="single" w:color="auto" w:sz="4"/>
-          <w:insideH w:val="single" w:color="auto" w:sz="4"/>
-          <w:insideV w:val="single" w:color="auto" w:sz="4"/>
-        </w:tblBorders>
-      </w:tblPr>
-      <w:tblGrid>
-        <w:gridCol w:w="7000"/>
-      </w:tblGrid>
-      <w:tr>
-        <w:trPr>
-          <w:trHeight w:val="3200" w:hRule="atLeast"/>
-        </w:trPr>
-        <w:tc>
-          <w:tcPr>
-            <w:tcW w:type="dxa" w:w="7000"/>
-            <w:tcBorders>
-              <w:top w:val="dashed" w:color="8C8C8C" w:sz="6"/>
-              <w:left w:val="dashed" w:color="8C8C8C" w:sz="6"/>
-              <w:bottom w:val="dashed" w:color="8C8C8C" w:sz="6"/>
-              <w:right w:val="dashed" w:color="8C8C8C" w:sz="6"/>
-            </w:tcBorders>
-            <w:shd w:fill="F2F2F2" w:color="auto" w:val="clear"/>
-            <w:vAlign w:val="center"/>
-          </w:tcPr>
-          <w:p>
-            <w:pPr>
-              <w:spacing w:after="40" w:before="0" w:line="276"/>
-              <w:jc w:val="center"/>
-            </w:pPr>
-            <w:r>
-              <w:rPr>
-                <w:rFonts w:ascii="Calibri" w:cs="Calibri" w:eastAsia="Calibri" w:hAnsi="Calibri"/>
-                <w:b/>
-                <w:bCs/>
-                <w:color w:val="808080"/>
-                <w:sz w:val="18"/>
-                <w:szCs w:val="18"/>
-              </w:rPr>
-              <w:t xml:space="preserve">MIEJSCE NA ZDJĘCIE</w:t>
-            </w:r>
-          </w:p>
-          <w:p>
-            <w:pPr>
-              <w:spacing w:after="0" w:before="0" w:line="276"/>
-              <w:jc w:val="center"/>
-            </w:pPr>
-            <w:r>
-              <w:rPr>
-                <w:rFonts w:ascii="Calibri" w:cs="Calibri" w:eastAsia="Calibri" w:hAnsi="Calibri"/>
-                <w:i/>
-                <w:iCs/>
-                <w:color w:val="808080"/>
-                <w:sz w:val="16"/>
-                <w:szCs w:val="16"/>
-              </w:rPr>
-              <w:t xml:space="preserve">Hamulec przedni Corolli E12 po zdjęciu koła – kadr z poradnika / filmu AUTODOC [2], [3]</w:t>
-            </w:r>
-          </w:p>
-        </w:tc>
-      </w:tr>
-    </w:tbl>
+      </w:pPr>
+      <w:r>
+        <w:drawing>
+          <wp:inline distT="0" distB="0" distL="0" distR="0">
+            <wp:extent cx="4000500" cy="2047875"/>
+            <wp:effectExtent t="0" r="0" b="0" l="0"/>
+            <wp:docPr id="1" name="" descr="" title=""/>
+            <wp:cNvGraphicFramePr>
+              <a:graphicFrameLocks xmlns:a="http://schemas.openxmlformats.org/drawingml/2006/main" noChangeAspect="1"/>
+            </wp:cNvGraphicFramePr>
+            <a:graphic xmlns:a="http://schemas.openxmlformats.org/drawingml/2006/main">
+              <a:graphicData uri="http://schemas.openxmlformats.org/drawingml/2006/picture">
+                <pic:pic xmlns:pic="http://schemas.openxmlformats.org/drawingml/2006/picture">
+                  <pic:nvPicPr>
+                    <pic:cNvPr id="0" name="" descr=""/>
+                    <pic:cNvPicPr>
+                      <a:picLocks noChangeAspect="1" noChangeArrowheads="1"/>
+                    </pic:cNvPicPr>
+                  </pic:nvPicPr>
+                  <pic:blipFill>
+                    <a:blip r:embed="rId11" cstate="none"/>
+                    <a:srcRect/>
+                    <a:stretch>
+                      <a:fillRect/>
+                    </a:stretch>
+                  </pic:blipFill>
+                  <pic:spPr bwMode="auto">
+                    <a:xfrm>
+                      <a:off x="0" y="0"/>
+                      <a:ext cx="4000500" cy="2047875"/>
+                    </a:xfrm>
+                    <a:prstGeom prst="rect">
+                      <a:avLst/>
+                    </a:prstGeom>
+                  </pic:spPr>
+                </pic:pic>
+              </a:graphicData>
+            </a:graphic>
+          </wp:inline>
+        </w:drawing>
+      </w:r>
+    </w:p>
     <w:p>
       <w:pPr>
         <w:spacing w:after="200" w:before="0" w:line="276"/>
@@ -14851,7 +14829,7 @@
                     </pic:cNvPicPr>
                   </pic:nvPicPr>
                   <pic:blipFill>
-                    <a:blip r:embed="rId11" cstate="none"/>
+                    <a:blip r:embed="rId12" cstate="none"/>
                     <a:srcRect/>
                     <a:stretch>
                       <a:fillRect/>

--- a/Projekt_wymiana_klockow_Toyota_Corolla_E12.docx
+++ b/Projekt_wymiana_klockow_Toyota_Corolla_E12.docx
@@ -2729,7 +2729,7 @@
           <w:sz w:val="22"/>
           <w:szCs w:val="22"/>
         </w:rPr>
-        <w:t xml:space="preserve">Na rysunku numer 3 poniżej pokazano hamulec przedni po zdjęciu koła, a na rysunku numer 4 – elementy składowe zacisku według instrukcji producenta.</w:t>
+        <w:t xml:space="preserve">Na rysunku numer 3 poniżej pokazano hamulec przedni po zdjęciu koła, a na rysunku numer 4 – jarzmo zacisku ze sworzniami prowadzącymi po zdjęciu korpusu cylindra i klocków, według instrukcji producenta.</w:t>
       </w:r>
     </w:p>
     <w:p>
@@ -2795,75 +2795,53 @@
         <w:t xml:space="preserve">Rysunek 3. Hamulec tarczowy osi przedniej pojazdu Toyota Corolla E12, [2]</w:t>
       </w:r>
     </w:p>
-    <w:tbl>
-      <w:tblPr>
-        <w:tblW w:type="dxa" w:w="7000"/>
+    <w:p>
+      <w:pPr>
+        <w:keepNext/>
+        <w:spacing w:after="60"/>
         <w:jc w:val="center"/>
-        <w:tblBorders>
-          <w:top w:val="single" w:color="auto" w:sz="4"/>
-          <w:left w:val="single" w:color="auto" w:sz="4"/>
-          <w:bottom w:val="single" w:color="auto" w:sz="4"/>
-          <w:right w:val="single" w:color="auto" w:sz="4"/>
-          <w:insideH w:val="single" w:color="auto" w:sz="4"/>
-          <w:insideV w:val="single" w:color="auto" w:sz="4"/>
-        </w:tblBorders>
-      </w:tblPr>
-      <w:tblGrid>
-        <w:gridCol w:w="7000"/>
-      </w:tblGrid>
-      <w:tr>
-        <w:trPr>
-          <w:trHeight w:val="3600" w:hRule="atLeast"/>
-        </w:trPr>
-        <w:tc>
-          <w:tcPr>
-            <w:tcW w:type="dxa" w:w="7000"/>
-            <w:tcBorders>
-              <w:top w:val="dashed" w:color="8C8C8C" w:sz="6"/>
-              <w:left w:val="dashed" w:color="8C8C8C" w:sz="6"/>
-              <w:bottom w:val="dashed" w:color="8C8C8C" w:sz="6"/>
-              <w:right w:val="dashed" w:color="8C8C8C" w:sz="6"/>
-            </w:tcBorders>
-            <w:shd w:fill="F2F2F2" w:color="auto" w:val="clear"/>
-            <w:vAlign w:val="center"/>
-          </w:tcPr>
-          <w:p>
-            <w:pPr>
-              <w:spacing w:after="40" w:before="0" w:line="276"/>
-              <w:jc w:val="center"/>
-            </w:pPr>
-            <w:r>
-              <w:rPr>
-                <w:rFonts w:ascii="Calibri" w:cs="Calibri" w:eastAsia="Calibri" w:hAnsi="Calibri"/>
-                <w:b/>
-                <w:bCs/>
-                <w:color w:val="808080"/>
-                <w:sz w:val="18"/>
-                <w:szCs w:val="18"/>
-              </w:rPr>
-              <w:t xml:space="preserve">MIEJSCE NA ZDJĘCIE</w:t>
-            </w:r>
-          </w:p>
-          <w:p>
-            <w:pPr>
-              <w:spacing w:after="0" w:before="0" w:line="276"/>
-              <w:jc w:val="center"/>
-            </w:pPr>
-            <w:r>
-              <w:rPr>
-                <w:rFonts w:ascii="Calibri" w:cs="Calibri" w:eastAsia="Calibri" w:hAnsi="Calibri"/>
-                <w:i/>
-                <w:iCs/>
-                <w:color w:val="808080"/>
-                <w:sz w:val="16"/>
-                <w:szCs w:val="16"/>
-              </w:rPr>
-              <w:t xml:space="preserve">Rysunek rozstrzelony zacisku z instrukcji Toyota Repair Manual – Front brake – Overhaul [1]</w:t>
-            </w:r>
-          </w:p>
-        </w:tc>
-      </w:tr>
-    </w:tbl>
+      </w:pPr>
+      <w:r>
+        <w:drawing>
+          <wp:inline distT="0" distB="0" distL="0" distR="0">
+            <wp:extent cx="3810000" cy="2428875"/>
+            <wp:effectExtent t="0" r="0" b="0" l="0"/>
+            <wp:docPr id="1" name="" descr="" title=""/>
+            <wp:cNvGraphicFramePr>
+              <a:graphicFrameLocks xmlns:a="http://schemas.openxmlformats.org/drawingml/2006/main" noChangeAspect="1"/>
+            </wp:cNvGraphicFramePr>
+            <a:graphic xmlns:a="http://schemas.openxmlformats.org/drawingml/2006/main">
+              <a:graphicData uri="http://schemas.openxmlformats.org/drawingml/2006/picture">
+                <pic:pic xmlns:pic="http://schemas.openxmlformats.org/drawingml/2006/picture">
+                  <pic:nvPicPr>
+                    <pic:cNvPr id="0" name="" descr=""/>
+                    <pic:cNvPicPr>
+                      <a:picLocks noChangeAspect="1" noChangeArrowheads="1"/>
+                    </pic:cNvPicPr>
+                  </pic:nvPicPr>
+                  <pic:blipFill>
+                    <a:blip r:embed="rId12" cstate="none"/>
+                    <a:srcRect/>
+                    <a:stretch>
+                      <a:fillRect/>
+                    </a:stretch>
+                  </pic:blipFill>
+                  <pic:spPr bwMode="auto">
+                    <a:xfrm>
+                      <a:off x="0" y="0"/>
+                      <a:ext cx="3810000" cy="2428875"/>
+                    </a:xfrm>
+                    <a:prstGeom prst="rect">
+                      <a:avLst/>
+                    </a:prstGeom>
+                  </pic:spPr>
+                </pic:pic>
+              </a:graphicData>
+            </a:graphic>
+          </wp:inline>
+        </w:drawing>
+      </w:r>
+    </w:p>
     <w:p>
       <w:pPr>
         <w:spacing w:after="200" w:before="0" w:line="276"/>
@@ -2877,7 +2855,7 @@
           <w:sz w:val="18"/>
           <w:szCs w:val="18"/>
         </w:rPr>
-        <w:t xml:space="preserve">Rysunek 4. Elementy składowe zacisku hamulca przedniego, [1]</w:t>
+        <w:t xml:space="preserve">Rysunek 4. Jarzmo zacisku hamulca przedniego na tarczy – rysunek F41561 z instrukcji naprawy Toyota, [1]</w:t>
       </w:r>
     </w:p>
     <w:p>
@@ -14829,7 +14807,7 @@
                     </pic:cNvPicPr>
                   </pic:nvPicPr>
                   <pic:blipFill>
-                    <a:blip r:embed="rId12" cstate="none"/>
+                    <a:blip r:embed="rId13" cstate="none"/>
                     <a:srcRect/>
                     <a:stretch>
                       <a:fillRect/>

--- a/Projekt_wymiana_klockow_Toyota_Corolla_E12.docx
+++ b/Projekt_wymiana_klockow_Toyota_Corolla_E12.docx
@@ -4,7 +4,7 @@
   <w:body>
     <w:p>
       <w:pPr>
-        <w:spacing w:after="120" w:before="600" w:line="276"/>
+        <w:spacing w:after="1200" w:before="600" w:line="276"/>
         <w:jc w:val="center"/>
       </w:pPr>
       <w:r>
@@ -15,7 +15,7 @@
           <w:sz w:val="32"/>
           <w:szCs w:val="32"/>
         </w:rPr>
-        <w:t xml:space="preserve">[NAZWA UCZELNI]</w:t>
+        <w:t xml:space="preserve">POLITECHNIKA WARSZAWSKA</w:t>
       </w:r>
     </w:p>
     <w:p>
@@ -29,7 +29,7 @@
           <w:sz w:val="28"/>
           <w:szCs w:val="28"/>
         </w:rPr>
-        <w:t xml:space="preserve">[Wydział]</w:t>
+        <w:t xml:space="preserve">Wydział Transportu</w:t>
       </w:r>
     </w:p>
     <w:p>
@@ -43,7 +43,7 @@
           <w:sz w:val="26"/>
           <w:szCs w:val="26"/>
         </w:rPr>
-        <w:t xml:space="preserve">[Zakład / Katedra]</w:t>
+        <w:t xml:space="preserve">Zakład Budowy i Eksploatacji Środków Transportu</w:t>
       </w:r>
     </w:p>
     <w:p>
@@ -64,6 +64,22 @@
     </w:p>
     <w:p>
       <w:pPr>
+        <w:spacing w:after="120" w:before="0" w:line="276"/>
+        <w:jc w:val="center"/>
+      </w:pPr>
+      <w:r>
+        <w:rPr>
+          <w:rFonts w:ascii="Calibri" w:cs="Calibri" w:eastAsia="Calibri" w:hAnsi="Calibri"/>
+          <w:b/>
+          <w:bCs/>
+          <w:sz w:val="30"/>
+          <w:szCs w:val="30"/>
+        </w:rPr>
+        <w:t xml:space="preserve">Temat:</w:t>
+      </w:r>
+    </w:p>
+    <w:p>
+      <w:pPr>
         <w:spacing w:after="2400" w:before="0" w:line="276"/>
         <w:jc w:val="center"/>
       </w:pPr>
@@ -73,7 +89,7 @@
           <w:sz w:val="30"/>
           <w:szCs w:val="30"/>
         </w:rPr>
-        <w:t xml:space="preserve">Temat: Proces technologiczny weryfikacji i wymiany przednich klocków hamulcowych wraz z kontrolą jakości naprawy w pojeździe Toyota Corolla IX (E12) 1.6 VVT-i</w:t>
+        <w:t xml:space="preserve">Proces technologiczny weryfikacji i wymiany przednich klocków hamulcowych wraz z kontrolą jakości naprawy w pojeździe Toyota Corolla IX (E12) 1.6 VVT-i</w:t>
       </w:r>
     </w:p>
     <w:p>
@@ -101,7 +117,7 @@
           <w:sz w:val="24"/>
           <w:szCs w:val="24"/>
         </w:rPr>
-        <w:t xml:space="preserve">Nr albumu: ..................</w:t>
+        <w:t xml:space="preserve">Nr albumu: 340047</w:t>
       </w:r>
     </w:p>
     <w:p>
@@ -2804,7 +2820,7 @@
       <w:r>
         <w:drawing>
           <wp:inline distT="0" distB="0" distL="0" distR="0">
-            <wp:extent cx="3810000" cy="2428875"/>
+            <wp:extent cx="4000500" cy="2552700"/>
             <wp:effectExtent t="0" r="0" b="0" l="0"/>
             <wp:docPr id="1" name="" descr="" title=""/>
             <wp:cNvGraphicFramePr>
@@ -2829,7 +2845,7 @@
                   <pic:spPr bwMode="auto">
                     <a:xfrm>
                       <a:off x="0" y="0"/>
-                      <a:ext cx="3810000" cy="2428875"/>
+                      <a:ext cx="4000500" cy="2552700"/>
                     </a:xfrm>
                     <a:prstGeom prst="rect">
                       <a:avLst/>
@@ -2856,6 +2872,20 @@
           <w:szCs w:val="18"/>
         </w:rPr>
         <w:t xml:space="preserve">Rysunek 4. Jarzmo zacisku hamulca przedniego na tarczy – rysunek F41561 z instrukcji naprawy Toyota, [1]</w:t>
+      </w:r>
+    </w:p>
+    <w:p>
+      <w:pPr>
+        <w:spacing w:after="120" w:before="0" w:line="276"/>
+        <w:jc w:val="left"/>
+      </w:pPr>
+      <w:r>
+        <w:rPr>
+          <w:rFonts w:ascii="Calibri" w:cs="Calibri" w:eastAsia="Calibri" w:hAnsi="Calibri"/>
+          <w:sz w:val="20"/>
+          <w:szCs w:val="20"/>
+        </w:rPr>
+        <w:t xml:space="preserve">1 – tarcza hamulcowa, 2 – śruby koła w piaście, 3 – jarzmo (mocowanie zacisku), 4 – osłony sworzni prowadzących, 5 – śruby mocowania jarzma do zwrotnicy; oznaczenia numeryczne – opracowanie własne</w:t>
       </w:r>
     </w:p>
     <w:p>
@@ -14941,35 +14971,35 @@
                 <w:sz w:val="19"/>
                 <w:szCs w:val="19"/>
               </w:rPr>
-              <w:t xml:space="preserve">[Nazwa uczelni]</w:t>
-            </w:r>
-          </w:p>
-          <w:p>
-            <w:pPr>
-              <w:spacing w:after="0" w:before="0" w:line="240"/>
-              <w:jc w:val="center"/>
-            </w:pPr>
-            <w:r>
-              <w:rPr>
-                <w:rFonts w:ascii="Calibri" w:cs="Calibri" w:eastAsia="Calibri" w:hAnsi="Calibri"/>
-                <w:sz w:val="19"/>
-                <w:szCs w:val="19"/>
-              </w:rPr>
-              <w:t xml:space="preserve">[Wydział]</w:t>
-            </w:r>
-          </w:p>
-          <w:p>
-            <w:pPr>
-              <w:spacing w:after="0" w:before="0" w:line="240"/>
-              <w:jc w:val="center"/>
-            </w:pPr>
-            <w:r>
-              <w:rPr>
-                <w:rFonts w:ascii="Calibri" w:cs="Calibri" w:eastAsia="Calibri" w:hAnsi="Calibri"/>
-                <w:sz w:val="19"/>
-                <w:szCs w:val="19"/>
-              </w:rPr>
-              <w:t xml:space="preserve">[Zakład]</w:t>
+              <w:t xml:space="preserve">Politechnika Warszawska</w:t>
+            </w:r>
+          </w:p>
+          <w:p>
+            <w:pPr>
+              <w:spacing w:after="0" w:before="0" w:line="240"/>
+              <w:jc w:val="center"/>
+            </w:pPr>
+            <w:r>
+              <w:rPr>
+                <w:rFonts w:ascii="Calibri" w:cs="Calibri" w:eastAsia="Calibri" w:hAnsi="Calibri"/>
+                <w:sz w:val="19"/>
+                <w:szCs w:val="19"/>
+              </w:rPr>
+              <w:t xml:space="preserve">Wydział Transportu</w:t>
+            </w:r>
+          </w:p>
+          <w:p>
+            <w:pPr>
+              <w:spacing w:after="0" w:before="0" w:line="240"/>
+              <w:jc w:val="center"/>
+            </w:pPr>
+            <w:r>
+              <w:rPr>
+                <w:rFonts w:ascii="Calibri" w:cs="Calibri" w:eastAsia="Calibri" w:hAnsi="Calibri"/>
+                <w:sz w:val="19"/>
+                <w:szCs w:val="19"/>
+              </w:rPr>
+              <w:t xml:space="preserve">Zakład Budowy i Eksploatacji Środków Transportu</w:t>
             </w:r>
           </w:p>
         </w:tc>
@@ -16774,35 +16804,35 @@
                 <w:sz w:val="19"/>
                 <w:szCs w:val="19"/>
               </w:rPr>
-              <w:t xml:space="preserve">[Nazwa uczelni]</w:t>
-            </w:r>
-          </w:p>
-          <w:p>
-            <w:pPr>
-              <w:spacing w:after="0" w:before="0" w:line="240"/>
-              <w:jc w:val="center"/>
-            </w:pPr>
-            <w:r>
-              <w:rPr>
-                <w:rFonts w:ascii="Calibri" w:cs="Calibri" w:eastAsia="Calibri" w:hAnsi="Calibri"/>
-                <w:sz w:val="19"/>
-                <w:szCs w:val="19"/>
-              </w:rPr>
-              <w:t xml:space="preserve">[Wydział]</w:t>
-            </w:r>
-          </w:p>
-          <w:p>
-            <w:pPr>
-              <w:spacing w:after="0" w:before="0" w:line="240"/>
-              <w:jc w:val="center"/>
-            </w:pPr>
-            <w:r>
-              <w:rPr>
-                <w:rFonts w:ascii="Calibri" w:cs="Calibri" w:eastAsia="Calibri" w:hAnsi="Calibri"/>
-                <w:sz w:val="19"/>
-                <w:szCs w:val="19"/>
-              </w:rPr>
-              <w:t xml:space="preserve">[Zakład]</w:t>
+              <w:t xml:space="preserve">Politechnika Warszawska</w:t>
+            </w:r>
+          </w:p>
+          <w:p>
+            <w:pPr>
+              <w:spacing w:after="0" w:before="0" w:line="240"/>
+              <w:jc w:val="center"/>
+            </w:pPr>
+            <w:r>
+              <w:rPr>
+                <w:rFonts w:ascii="Calibri" w:cs="Calibri" w:eastAsia="Calibri" w:hAnsi="Calibri"/>
+                <w:sz w:val="19"/>
+                <w:szCs w:val="19"/>
+              </w:rPr>
+              <w:t xml:space="preserve">Wydział Transportu</w:t>
+            </w:r>
+          </w:p>
+          <w:p>
+            <w:pPr>
+              <w:spacing w:after="0" w:before="0" w:line="240"/>
+              <w:jc w:val="center"/>
+            </w:pPr>
+            <w:r>
+              <w:rPr>
+                <w:rFonts w:ascii="Calibri" w:cs="Calibri" w:eastAsia="Calibri" w:hAnsi="Calibri"/>
+                <w:sz w:val="19"/>
+                <w:szCs w:val="19"/>
+              </w:rPr>
+              <w:t xml:space="preserve">Zakład Budowy i Eksploatacji Środków Transportu</w:t>
             </w:r>
           </w:p>
         </w:tc>
@@ -18607,35 +18637,35 @@
                 <w:sz w:val="19"/>
                 <w:szCs w:val="19"/>
               </w:rPr>
-              <w:t xml:space="preserve">[Nazwa uczelni]</w:t>
-            </w:r>
-          </w:p>
-          <w:p>
-            <w:pPr>
-              <w:spacing w:after="0" w:before="0" w:line="240"/>
-              <w:jc w:val="center"/>
-            </w:pPr>
-            <w:r>
-              <w:rPr>
-                <w:rFonts w:ascii="Calibri" w:cs="Calibri" w:eastAsia="Calibri" w:hAnsi="Calibri"/>
-                <w:sz w:val="19"/>
-                <w:szCs w:val="19"/>
-              </w:rPr>
-              <w:t xml:space="preserve">[Wydział]</w:t>
-            </w:r>
-          </w:p>
-          <w:p>
-            <w:pPr>
-              <w:spacing w:after="0" w:before="0" w:line="240"/>
-              <w:jc w:val="center"/>
-            </w:pPr>
-            <w:r>
-              <w:rPr>
-                <w:rFonts w:ascii="Calibri" w:cs="Calibri" w:eastAsia="Calibri" w:hAnsi="Calibri"/>
-                <w:sz w:val="19"/>
-                <w:szCs w:val="19"/>
-              </w:rPr>
-              <w:t xml:space="preserve">[Zakład]</w:t>
+              <w:t xml:space="preserve">Politechnika Warszawska</w:t>
+            </w:r>
+          </w:p>
+          <w:p>
+            <w:pPr>
+              <w:spacing w:after="0" w:before="0" w:line="240"/>
+              <w:jc w:val="center"/>
+            </w:pPr>
+            <w:r>
+              <w:rPr>
+                <w:rFonts w:ascii="Calibri" w:cs="Calibri" w:eastAsia="Calibri" w:hAnsi="Calibri"/>
+                <w:sz w:val="19"/>
+                <w:szCs w:val="19"/>
+              </w:rPr>
+              <w:t xml:space="preserve">Wydział Transportu</w:t>
+            </w:r>
+          </w:p>
+          <w:p>
+            <w:pPr>
+              <w:spacing w:after="0" w:before="0" w:line="240"/>
+              <w:jc w:val="center"/>
+            </w:pPr>
+            <w:r>
+              <w:rPr>
+                <w:rFonts w:ascii="Calibri" w:cs="Calibri" w:eastAsia="Calibri" w:hAnsi="Calibri"/>
+                <w:sz w:val="19"/>
+                <w:szCs w:val="19"/>
+              </w:rPr>
+              <w:t xml:space="preserve">Zakład Budowy i Eksploatacji Środków Transportu</w:t>
             </w:r>
           </w:p>
         </w:tc>
@@ -20440,35 +20470,35 @@
                 <w:sz w:val="19"/>
                 <w:szCs w:val="19"/>
               </w:rPr>
-              <w:t xml:space="preserve">[Nazwa uczelni]</w:t>
-            </w:r>
-          </w:p>
-          <w:p>
-            <w:pPr>
-              <w:spacing w:after="0" w:before="0" w:line="240"/>
-              <w:jc w:val="center"/>
-            </w:pPr>
-            <w:r>
-              <w:rPr>
-                <w:rFonts w:ascii="Calibri" w:cs="Calibri" w:eastAsia="Calibri" w:hAnsi="Calibri"/>
-                <w:sz w:val="19"/>
-                <w:szCs w:val="19"/>
-              </w:rPr>
-              <w:t xml:space="preserve">[Wydział]</w:t>
-            </w:r>
-          </w:p>
-          <w:p>
-            <w:pPr>
-              <w:spacing w:after="0" w:before="0" w:line="240"/>
-              <w:jc w:val="center"/>
-            </w:pPr>
-            <w:r>
-              <w:rPr>
-                <w:rFonts w:ascii="Calibri" w:cs="Calibri" w:eastAsia="Calibri" w:hAnsi="Calibri"/>
-                <w:sz w:val="19"/>
-                <w:szCs w:val="19"/>
-              </w:rPr>
-              <w:t xml:space="preserve">[Zakład]</w:t>
+              <w:t xml:space="preserve">Politechnika Warszawska</w:t>
+            </w:r>
+          </w:p>
+          <w:p>
+            <w:pPr>
+              <w:spacing w:after="0" w:before="0" w:line="240"/>
+              <w:jc w:val="center"/>
+            </w:pPr>
+            <w:r>
+              <w:rPr>
+                <w:rFonts w:ascii="Calibri" w:cs="Calibri" w:eastAsia="Calibri" w:hAnsi="Calibri"/>
+                <w:sz w:val="19"/>
+                <w:szCs w:val="19"/>
+              </w:rPr>
+              <w:t xml:space="preserve">Wydział Transportu</w:t>
+            </w:r>
+          </w:p>
+          <w:p>
+            <w:pPr>
+              <w:spacing w:after="0" w:before="0" w:line="240"/>
+              <w:jc w:val="center"/>
+            </w:pPr>
+            <w:r>
+              <w:rPr>
+                <w:rFonts w:ascii="Calibri" w:cs="Calibri" w:eastAsia="Calibri" w:hAnsi="Calibri"/>
+                <w:sz w:val="19"/>
+                <w:szCs w:val="19"/>
+              </w:rPr>
+              <w:t xml:space="preserve">Zakład Budowy i Eksploatacji Środków Transportu</w:t>
             </w:r>
           </w:p>
         </w:tc>
@@ -22273,35 +22303,35 @@
                 <w:sz w:val="19"/>
                 <w:szCs w:val="19"/>
               </w:rPr>
-              <w:t xml:space="preserve">[Nazwa uczelni]</w:t>
-            </w:r>
-          </w:p>
-          <w:p>
-            <w:pPr>
-              <w:spacing w:after="0" w:before="0" w:line="240"/>
-              <w:jc w:val="center"/>
-            </w:pPr>
-            <w:r>
-              <w:rPr>
-                <w:rFonts w:ascii="Calibri" w:cs="Calibri" w:eastAsia="Calibri" w:hAnsi="Calibri"/>
-                <w:sz w:val="19"/>
-                <w:szCs w:val="19"/>
-              </w:rPr>
-              <w:t xml:space="preserve">[Wydział]</w:t>
-            </w:r>
-          </w:p>
-          <w:p>
-            <w:pPr>
-              <w:spacing w:after="0" w:before="0" w:line="240"/>
-              <w:jc w:val="center"/>
-            </w:pPr>
-            <w:r>
-              <w:rPr>
-                <w:rFonts w:ascii="Calibri" w:cs="Calibri" w:eastAsia="Calibri" w:hAnsi="Calibri"/>
-                <w:sz w:val="19"/>
-                <w:szCs w:val="19"/>
-              </w:rPr>
-              <w:t xml:space="preserve">[Zakład]</w:t>
+              <w:t xml:space="preserve">Politechnika Warszawska</w:t>
+            </w:r>
+          </w:p>
+          <w:p>
+            <w:pPr>
+              <w:spacing w:after="0" w:before="0" w:line="240"/>
+              <w:jc w:val="center"/>
+            </w:pPr>
+            <w:r>
+              <w:rPr>
+                <w:rFonts w:ascii="Calibri" w:cs="Calibri" w:eastAsia="Calibri" w:hAnsi="Calibri"/>
+                <w:sz w:val="19"/>
+                <w:szCs w:val="19"/>
+              </w:rPr>
+              <w:t xml:space="preserve">Wydział Transportu</w:t>
+            </w:r>
+          </w:p>
+          <w:p>
+            <w:pPr>
+              <w:spacing w:after="0" w:before="0" w:line="240"/>
+              <w:jc w:val="center"/>
+            </w:pPr>
+            <w:r>
+              <w:rPr>
+                <w:rFonts w:ascii="Calibri" w:cs="Calibri" w:eastAsia="Calibri" w:hAnsi="Calibri"/>
+                <w:sz w:val="19"/>
+                <w:szCs w:val="19"/>
+              </w:rPr>
+              <w:t xml:space="preserve">Zakład Budowy i Eksploatacji Środków Transportu</w:t>
             </w:r>
           </w:p>
         </w:tc>
@@ -24106,35 +24136,35 @@
                 <w:sz w:val="19"/>
                 <w:szCs w:val="19"/>
               </w:rPr>
-              <w:t xml:space="preserve">[Nazwa uczelni]</w:t>
-            </w:r>
-          </w:p>
-          <w:p>
-            <w:pPr>
-              <w:spacing w:after="0" w:before="0" w:line="240"/>
-              <w:jc w:val="center"/>
-            </w:pPr>
-            <w:r>
-              <w:rPr>
-                <w:rFonts w:ascii="Calibri" w:cs="Calibri" w:eastAsia="Calibri" w:hAnsi="Calibri"/>
-                <w:sz w:val="19"/>
-                <w:szCs w:val="19"/>
-              </w:rPr>
-              <w:t xml:space="preserve">[Wydział]</w:t>
-            </w:r>
-          </w:p>
-          <w:p>
-            <w:pPr>
-              <w:spacing w:after="0" w:before="0" w:line="240"/>
-              <w:jc w:val="center"/>
-            </w:pPr>
-            <w:r>
-              <w:rPr>
-                <w:rFonts w:ascii="Calibri" w:cs="Calibri" w:eastAsia="Calibri" w:hAnsi="Calibri"/>
-                <w:sz w:val="19"/>
-                <w:szCs w:val="19"/>
-              </w:rPr>
-              <w:t xml:space="preserve">[Zakład]</w:t>
+              <w:t xml:space="preserve">Politechnika Warszawska</w:t>
+            </w:r>
+          </w:p>
+          <w:p>
+            <w:pPr>
+              <w:spacing w:after="0" w:before="0" w:line="240"/>
+              <w:jc w:val="center"/>
+            </w:pPr>
+            <w:r>
+              <w:rPr>
+                <w:rFonts w:ascii="Calibri" w:cs="Calibri" w:eastAsia="Calibri" w:hAnsi="Calibri"/>
+                <w:sz w:val="19"/>
+                <w:szCs w:val="19"/>
+              </w:rPr>
+              <w:t xml:space="preserve">Wydział Transportu</w:t>
+            </w:r>
+          </w:p>
+          <w:p>
+            <w:pPr>
+              <w:spacing w:after="0" w:before="0" w:line="240"/>
+              <w:jc w:val="center"/>
+            </w:pPr>
+            <w:r>
+              <w:rPr>
+                <w:rFonts w:ascii="Calibri" w:cs="Calibri" w:eastAsia="Calibri" w:hAnsi="Calibri"/>
+                <w:sz w:val="19"/>
+                <w:szCs w:val="19"/>
+              </w:rPr>
+              <w:t xml:space="preserve">Zakład Budowy i Eksploatacji Środków Transportu</w:t>
             </w:r>
           </w:p>
         </w:tc>
@@ -25843,35 +25873,35 @@
                 <w:sz w:val="19"/>
                 <w:szCs w:val="19"/>
               </w:rPr>
-              <w:t xml:space="preserve">[Nazwa uczelni]</w:t>
-            </w:r>
-          </w:p>
-          <w:p>
-            <w:pPr>
-              <w:spacing w:after="0" w:before="0" w:line="240"/>
-              <w:jc w:val="center"/>
-            </w:pPr>
-            <w:r>
-              <w:rPr>
-                <w:rFonts w:ascii="Calibri" w:cs="Calibri" w:eastAsia="Calibri" w:hAnsi="Calibri"/>
-                <w:sz w:val="19"/>
-                <w:szCs w:val="19"/>
-              </w:rPr>
-              <w:t xml:space="preserve">[Wydział]</w:t>
-            </w:r>
-          </w:p>
-          <w:p>
-            <w:pPr>
-              <w:spacing w:after="0" w:before="0" w:line="240"/>
-              <w:jc w:val="center"/>
-            </w:pPr>
-            <w:r>
-              <w:rPr>
-                <w:rFonts w:ascii="Calibri" w:cs="Calibri" w:eastAsia="Calibri" w:hAnsi="Calibri"/>
-                <w:sz w:val="19"/>
-                <w:szCs w:val="19"/>
-              </w:rPr>
-              <w:t xml:space="preserve">[Zakład]</w:t>
+              <w:t xml:space="preserve">Politechnika Warszawska</w:t>
+            </w:r>
+          </w:p>
+          <w:p>
+            <w:pPr>
+              <w:spacing w:after="0" w:before="0" w:line="240"/>
+              <w:jc w:val="center"/>
+            </w:pPr>
+            <w:r>
+              <w:rPr>
+                <w:rFonts w:ascii="Calibri" w:cs="Calibri" w:eastAsia="Calibri" w:hAnsi="Calibri"/>
+                <w:sz w:val="19"/>
+                <w:szCs w:val="19"/>
+              </w:rPr>
+              <w:t xml:space="preserve">Wydział Transportu</w:t>
+            </w:r>
+          </w:p>
+          <w:p>
+            <w:pPr>
+              <w:spacing w:after="0" w:before="0" w:line="240"/>
+              <w:jc w:val="center"/>
+            </w:pPr>
+            <w:r>
+              <w:rPr>
+                <w:rFonts w:ascii="Calibri" w:cs="Calibri" w:eastAsia="Calibri" w:hAnsi="Calibri"/>
+                <w:sz w:val="19"/>
+                <w:szCs w:val="19"/>
+              </w:rPr>
+              <w:t xml:space="preserve">Zakład Budowy i Eksploatacji Środków Transportu</w:t>
             </w:r>
           </w:p>
         </w:tc>
@@ -27720,35 +27750,35 @@
                 <w:sz w:val="19"/>
                 <w:szCs w:val="19"/>
               </w:rPr>
-              <w:t xml:space="preserve">[Nazwa uczelni]</w:t>
-            </w:r>
-          </w:p>
-          <w:p>
-            <w:pPr>
-              <w:spacing w:after="0" w:before="0" w:line="240"/>
-              <w:jc w:val="center"/>
-            </w:pPr>
-            <w:r>
-              <w:rPr>
-                <w:rFonts w:ascii="Calibri" w:cs="Calibri" w:eastAsia="Calibri" w:hAnsi="Calibri"/>
-                <w:sz w:val="19"/>
-                <w:szCs w:val="19"/>
-              </w:rPr>
-              <w:t xml:space="preserve">[Wydział]</w:t>
-            </w:r>
-          </w:p>
-          <w:p>
-            <w:pPr>
-              <w:spacing w:after="0" w:before="0" w:line="240"/>
-              <w:jc w:val="center"/>
-            </w:pPr>
-            <w:r>
-              <w:rPr>
-                <w:rFonts w:ascii="Calibri" w:cs="Calibri" w:eastAsia="Calibri" w:hAnsi="Calibri"/>
-                <w:sz w:val="19"/>
-                <w:szCs w:val="19"/>
-              </w:rPr>
-              <w:t xml:space="preserve">[Zakład]</w:t>
+              <w:t xml:space="preserve">Politechnika Warszawska</w:t>
+            </w:r>
+          </w:p>
+          <w:p>
+            <w:pPr>
+              <w:spacing w:after="0" w:before="0" w:line="240"/>
+              <w:jc w:val="center"/>
+            </w:pPr>
+            <w:r>
+              <w:rPr>
+                <w:rFonts w:ascii="Calibri" w:cs="Calibri" w:eastAsia="Calibri" w:hAnsi="Calibri"/>
+                <w:sz w:val="19"/>
+                <w:szCs w:val="19"/>
+              </w:rPr>
+              <w:t xml:space="preserve">Wydział Transportu</w:t>
+            </w:r>
+          </w:p>
+          <w:p>
+            <w:pPr>
+              <w:spacing w:after="0" w:before="0" w:line="240"/>
+              <w:jc w:val="center"/>
+            </w:pPr>
+            <w:r>
+              <w:rPr>
+                <w:rFonts w:ascii="Calibri" w:cs="Calibri" w:eastAsia="Calibri" w:hAnsi="Calibri"/>
+                <w:sz w:val="19"/>
+                <w:szCs w:val="19"/>
+              </w:rPr>
+              <w:t xml:space="preserve">Zakład Budowy i Eksploatacji Środków Transportu</w:t>
             </w:r>
           </w:p>
         </w:tc>
@@ -29431,35 +29461,35 @@
                 <w:sz w:val="19"/>
                 <w:szCs w:val="19"/>
               </w:rPr>
-              <w:t xml:space="preserve">[Nazwa uczelni]</w:t>
-            </w:r>
-          </w:p>
-          <w:p>
-            <w:pPr>
-              <w:spacing w:after="0" w:before="0" w:line="240"/>
-              <w:jc w:val="center"/>
-            </w:pPr>
-            <w:r>
-              <w:rPr>
-                <w:rFonts w:ascii="Calibri" w:cs="Calibri" w:eastAsia="Calibri" w:hAnsi="Calibri"/>
-                <w:sz w:val="19"/>
-                <w:szCs w:val="19"/>
-              </w:rPr>
-              <w:t xml:space="preserve">[Wydział]</w:t>
-            </w:r>
-          </w:p>
-          <w:p>
-            <w:pPr>
-              <w:spacing w:after="0" w:before="0" w:line="240"/>
-              <w:jc w:val="center"/>
-            </w:pPr>
-            <w:r>
-              <w:rPr>
-                <w:rFonts w:ascii="Calibri" w:cs="Calibri" w:eastAsia="Calibri" w:hAnsi="Calibri"/>
-                <w:sz w:val="19"/>
-                <w:szCs w:val="19"/>
-              </w:rPr>
-              <w:t xml:space="preserve">[Zakład]</w:t>
+              <w:t xml:space="preserve">Politechnika Warszawska</w:t>
+            </w:r>
+          </w:p>
+          <w:p>
+            <w:pPr>
+              <w:spacing w:after="0" w:before="0" w:line="240"/>
+              <w:jc w:val="center"/>
+            </w:pPr>
+            <w:r>
+              <w:rPr>
+                <w:rFonts w:ascii="Calibri" w:cs="Calibri" w:eastAsia="Calibri" w:hAnsi="Calibri"/>
+                <w:sz w:val="19"/>
+                <w:szCs w:val="19"/>
+              </w:rPr>
+              <w:t xml:space="preserve">Wydział Transportu</w:t>
+            </w:r>
+          </w:p>
+          <w:p>
+            <w:pPr>
+              <w:spacing w:after="0" w:before="0" w:line="240"/>
+              <w:jc w:val="center"/>
+            </w:pPr>
+            <w:r>
+              <w:rPr>
+                <w:rFonts w:ascii="Calibri" w:cs="Calibri" w:eastAsia="Calibri" w:hAnsi="Calibri"/>
+                <w:sz w:val="19"/>
+                <w:szCs w:val="19"/>
+              </w:rPr>
+              <w:t xml:space="preserve">Zakład Budowy i Eksploatacji Środków Transportu</w:t>
             </w:r>
           </w:p>
         </w:tc>
@@ -31142,35 +31172,35 @@
                 <w:sz w:val="19"/>
                 <w:szCs w:val="19"/>
               </w:rPr>
-              <w:t xml:space="preserve">[Nazwa uczelni]</w:t>
-            </w:r>
-          </w:p>
-          <w:p>
-            <w:pPr>
-              <w:spacing w:after="0" w:before="0" w:line="240"/>
-              <w:jc w:val="center"/>
-            </w:pPr>
-            <w:r>
-              <w:rPr>
-                <w:rFonts w:ascii="Calibri" w:cs="Calibri" w:eastAsia="Calibri" w:hAnsi="Calibri"/>
-                <w:sz w:val="19"/>
-                <w:szCs w:val="19"/>
-              </w:rPr>
-              <w:t xml:space="preserve">[Wydział]</w:t>
-            </w:r>
-          </w:p>
-          <w:p>
-            <w:pPr>
-              <w:spacing w:after="0" w:before="0" w:line="240"/>
-              <w:jc w:val="center"/>
-            </w:pPr>
-            <w:r>
-              <w:rPr>
-                <w:rFonts w:ascii="Calibri" w:cs="Calibri" w:eastAsia="Calibri" w:hAnsi="Calibri"/>
-                <w:sz w:val="19"/>
-                <w:szCs w:val="19"/>
-              </w:rPr>
-              <w:t xml:space="preserve">[Zakład]</w:t>
+              <w:t xml:space="preserve">Politechnika Warszawska</w:t>
+            </w:r>
+          </w:p>
+          <w:p>
+            <w:pPr>
+              <w:spacing w:after="0" w:before="0" w:line="240"/>
+              <w:jc w:val="center"/>
+            </w:pPr>
+            <w:r>
+              <w:rPr>
+                <w:rFonts w:ascii="Calibri" w:cs="Calibri" w:eastAsia="Calibri" w:hAnsi="Calibri"/>
+                <w:sz w:val="19"/>
+                <w:szCs w:val="19"/>
+              </w:rPr>
+              <w:t xml:space="preserve">Wydział Transportu</w:t>
+            </w:r>
+          </w:p>
+          <w:p>
+            <w:pPr>
+              <w:spacing w:after="0" w:before="0" w:line="240"/>
+              <w:jc w:val="center"/>
+            </w:pPr>
+            <w:r>
+              <w:rPr>
+                <w:rFonts w:ascii="Calibri" w:cs="Calibri" w:eastAsia="Calibri" w:hAnsi="Calibri"/>
+                <w:sz w:val="19"/>
+                <w:szCs w:val="19"/>
+              </w:rPr>
+              <w:t xml:space="preserve">Zakład Budowy i Eksploatacji Środków Transportu</w:t>
             </w:r>
           </w:p>
         </w:tc>
@@ -32975,35 +33005,35 @@
                 <w:sz w:val="19"/>
                 <w:szCs w:val="19"/>
               </w:rPr>
-              <w:t xml:space="preserve">[Nazwa uczelni]</w:t>
-            </w:r>
-          </w:p>
-          <w:p>
-            <w:pPr>
-              <w:spacing w:after="0" w:before="0" w:line="240"/>
-              <w:jc w:val="center"/>
-            </w:pPr>
-            <w:r>
-              <w:rPr>
-                <w:rFonts w:ascii="Calibri" w:cs="Calibri" w:eastAsia="Calibri" w:hAnsi="Calibri"/>
-                <w:sz w:val="19"/>
-                <w:szCs w:val="19"/>
-              </w:rPr>
-              <w:t xml:space="preserve">[Wydział]</w:t>
-            </w:r>
-          </w:p>
-          <w:p>
-            <w:pPr>
-              <w:spacing w:after="0" w:before="0" w:line="240"/>
-              <w:jc w:val="center"/>
-            </w:pPr>
-            <w:r>
-              <w:rPr>
-                <w:rFonts w:ascii="Calibri" w:cs="Calibri" w:eastAsia="Calibri" w:hAnsi="Calibri"/>
-                <w:sz w:val="19"/>
-                <w:szCs w:val="19"/>
-              </w:rPr>
-              <w:t xml:space="preserve">[Zakład]</w:t>
+              <w:t xml:space="preserve">Politechnika Warszawska</w:t>
+            </w:r>
+          </w:p>
+          <w:p>
+            <w:pPr>
+              <w:spacing w:after="0" w:before="0" w:line="240"/>
+              <w:jc w:val="center"/>
+            </w:pPr>
+            <w:r>
+              <w:rPr>
+                <w:rFonts w:ascii="Calibri" w:cs="Calibri" w:eastAsia="Calibri" w:hAnsi="Calibri"/>
+                <w:sz w:val="19"/>
+                <w:szCs w:val="19"/>
+              </w:rPr>
+              <w:t xml:space="preserve">Wydział Transportu</w:t>
+            </w:r>
+          </w:p>
+          <w:p>
+            <w:pPr>
+              <w:spacing w:after="0" w:before="0" w:line="240"/>
+              <w:jc w:val="center"/>
+            </w:pPr>
+            <w:r>
+              <w:rPr>
+                <w:rFonts w:ascii="Calibri" w:cs="Calibri" w:eastAsia="Calibri" w:hAnsi="Calibri"/>
+                <w:sz w:val="19"/>
+                <w:szCs w:val="19"/>
+              </w:rPr>
+              <w:t xml:space="preserve">Zakład Budowy i Eksploatacji Środków Transportu</w:t>
             </w:r>
           </w:p>
         </w:tc>
@@ -34808,35 +34838,35 @@
                 <w:sz w:val="19"/>
                 <w:szCs w:val="19"/>
               </w:rPr>
-              <w:t xml:space="preserve">[Nazwa uczelni]</w:t>
-            </w:r>
-          </w:p>
-          <w:p>
-            <w:pPr>
-              <w:spacing w:after="0" w:before="0" w:line="240"/>
-              <w:jc w:val="center"/>
-            </w:pPr>
-            <w:r>
-              <w:rPr>
-                <w:rFonts w:ascii="Calibri" w:cs="Calibri" w:eastAsia="Calibri" w:hAnsi="Calibri"/>
-                <w:sz w:val="19"/>
-                <w:szCs w:val="19"/>
-              </w:rPr>
-              <w:t xml:space="preserve">[Wydział]</w:t>
-            </w:r>
-          </w:p>
-          <w:p>
-            <w:pPr>
-              <w:spacing w:after="0" w:before="0" w:line="240"/>
-              <w:jc w:val="center"/>
-            </w:pPr>
-            <w:r>
-              <w:rPr>
-                <w:rFonts w:ascii="Calibri" w:cs="Calibri" w:eastAsia="Calibri" w:hAnsi="Calibri"/>
-                <w:sz w:val="19"/>
-                <w:szCs w:val="19"/>
-              </w:rPr>
-              <w:t xml:space="preserve">[Zakład]</w:t>
+              <w:t xml:space="preserve">Politechnika Warszawska</w:t>
+            </w:r>
+          </w:p>
+          <w:p>
+            <w:pPr>
+              <w:spacing w:after="0" w:before="0" w:line="240"/>
+              <w:jc w:val="center"/>
+            </w:pPr>
+            <w:r>
+              <w:rPr>
+                <w:rFonts w:ascii="Calibri" w:cs="Calibri" w:eastAsia="Calibri" w:hAnsi="Calibri"/>
+                <w:sz w:val="19"/>
+                <w:szCs w:val="19"/>
+              </w:rPr>
+              <w:t xml:space="preserve">Wydział Transportu</w:t>
+            </w:r>
+          </w:p>
+          <w:p>
+            <w:pPr>
+              <w:spacing w:after="0" w:before="0" w:line="240"/>
+              <w:jc w:val="center"/>
+            </w:pPr>
+            <w:r>
+              <w:rPr>
+                <w:rFonts w:ascii="Calibri" w:cs="Calibri" w:eastAsia="Calibri" w:hAnsi="Calibri"/>
+                <w:sz w:val="19"/>
+                <w:szCs w:val="19"/>
+              </w:rPr>
+              <w:t xml:space="preserve">Zakład Budowy i Eksploatacji Środków Transportu</w:t>
             </w:r>
           </w:p>
         </w:tc>
@@ -36651,35 +36681,35 @@
                 <w:sz w:val="19"/>
                 <w:szCs w:val="19"/>
               </w:rPr>
-              <w:t xml:space="preserve">[Nazwa uczelni]</w:t>
-            </w:r>
-          </w:p>
-          <w:p>
-            <w:pPr>
-              <w:spacing w:after="0" w:before="0" w:line="240"/>
-              <w:jc w:val="center"/>
-            </w:pPr>
-            <w:r>
-              <w:rPr>
-                <w:rFonts w:ascii="Calibri" w:cs="Calibri" w:eastAsia="Calibri" w:hAnsi="Calibri"/>
-                <w:sz w:val="19"/>
-                <w:szCs w:val="19"/>
-              </w:rPr>
-              <w:t xml:space="preserve">[Wydział]</w:t>
-            </w:r>
-          </w:p>
-          <w:p>
-            <w:pPr>
-              <w:spacing w:after="0" w:before="0" w:line="240"/>
-              <w:jc w:val="center"/>
-            </w:pPr>
-            <w:r>
-              <w:rPr>
-                <w:rFonts w:ascii="Calibri" w:cs="Calibri" w:eastAsia="Calibri" w:hAnsi="Calibri"/>
-                <w:sz w:val="19"/>
-                <w:szCs w:val="19"/>
-              </w:rPr>
-              <w:t xml:space="preserve">[Zakład]</w:t>
+              <w:t xml:space="preserve">Politechnika Warszawska</w:t>
+            </w:r>
+          </w:p>
+          <w:p>
+            <w:pPr>
+              <w:spacing w:after="0" w:before="0" w:line="240"/>
+              <w:jc w:val="center"/>
+            </w:pPr>
+            <w:r>
+              <w:rPr>
+                <w:rFonts w:ascii="Calibri" w:cs="Calibri" w:eastAsia="Calibri" w:hAnsi="Calibri"/>
+                <w:sz w:val="19"/>
+                <w:szCs w:val="19"/>
+              </w:rPr>
+              <w:t xml:space="preserve">Wydział Transportu</w:t>
+            </w:r>
+          </w:p>
+          <w:p>
+            <w:pPr>
+              <w:spacing w:after="0" w:before="0" w:line="240"/>
+              <w:jc w:val="center"/>
+            </w:pPr>
+            <w:r>
+              <w:rPr>
+                <w:rFonts w:ascii="Calibri" w:cs="Calibri" w:eastAsia="Calibri" w:hAnsi="Calibri"/>
+                <w:sz w:val="19"/>
+                <w:szCs w:val="19"/>
+              </w:rPr>
+              <w:t xml:space="preserve">Zakład Budowy i Eksploatacji Środków Transportu</w:t>
             </w:r>
           </w:p>
         </w:tc>
@@ -38362,35 +38392,35 @@
                 <w:sz w:val="19"/>
                 <w:szCs w:val="19"/>
               </w:rPr>
-              <w:t xml:space="preserve">[Nazwa uczelni]</w:t>
-            </w:r>
-          </w:p>
-          <w:p>
-            <w:pPr>
-              <w:spacing w:after="0" w:before="0" w:line="240"/>
-              <w:jc w:val="center"/>
-            </w:pPr>
-            <w:r>
-              <w:rPr>
-                <w:rFonts w:ascii="Calibri" w:cs="Calibri" w:eastAsia="Calibri" w:hAnsi="Calibri"/>
-                <w:sz w:val="19"/>
-                <w:szCs w:val="19"/>
-              </w:rPr>
-              <w:t xml:space="preserve">[Wydział]</w:t>
-            </w:r>
-          </w:p>
-          <w:p>
-            <w:pPr>
-              <w:spacing w:after="0" w:before="0" w:line="240"/>
-              <w:jc w:val="center"/>
-            </w:pPr>
-            <w:r>
-              <w:rPr>
-                <w:rFonts w:ascii="Calibri" w:cs="Calibri" w:eastAsia="Calibri" w:hAnsi="Calibri"/>
-                <w:sz w:val="19"/>
-                <w:szCs w:val="19"/>
-              </w:rPr>
-              <w:t xml:space="preserve">[Zakład]</w:t>
+              <w:t xml:space="preserve">Politechnika Warszawska</w:t>
+            </w:r>
+          </w:p>
+          <w:p>
+            <w:pPr>
+              <w:spacing w:after="0" w:before="0" w:line="240"/>
+              <w:jc w:val="center"/>
+            </w:pPr>
+            <w:r>
+              <w:rPr>
+                <w:rFonts w:ascii="Calibri" w:cs="Calibri" w:eastAsia="Calibri" w:hAnsi="Calibri"/>
+                <w:sz w:val="19"/>
+                <w:szCs w:val="19"/>
+              </w:rPr>
+              <w:t xml:space="preserve">Wydział Transportu</w:t>
+            </w:r>
+          </w:p>
+          <w:p>
+            <w:pPr>
+              <w:spacing w:after="0" w:before="0" w:line="240"/>
+              <w:jc w:val="center"/>
+            </w:pPr>
+            <w:r>
+              <w:rPr>
+                <w:rFonts w:ascii="Calibri" w:cs="Calibri" w:eastAsia="Calibri" w:hAnsi="Calibri"/>
+                <w:sz w:val="19"/>
+                <w:szCs w:val="19"/>
+              </w:rPr>
+              <w:t xml:space="preserve">Zakład Budowy i Eksploatacji Środków Transportu</w:t>
             </w:r>
           </w:p>
         </w:tc>
@@ -40205,35 +40235,35 @@
                 <w:sz w:val="19"/>
                 <w:szCs w:val="19"/>
               </w:rPr>
-              <w:t xml:space="preserve">[Nazwa uczelni]</w:t>
-            </w:r>
-          </w:p>
-          <w:p>
-            <w:pPr>
-              <w:spacing w:after="0" w:before="0" w:line="240"/>
-              <w:jc w:val="center"/>
-            </w:pPr>
-            <w:r>
-              <w:rPr>
-                <w:rFonts w:ascii="Calibri" w:cs="Calibri" w:eastAsia="Calibri" w:hAnsi="Calibri"/>
-                <w:sz w:val="19"/>
-                <w:szCs w:val="19"/>
-              </w:rPr>
-              <w:t xml:space="preserve">[Wydział]</w:t>
-            </w:r>
-          </w:p>
-          <w:p>
-            <w:pPr>
-              <w:spacing w:after="0" w:before="0" w:line="240"/>
-              <w:jc w:val="center"/>
-            </w:pPr>
-            <w:r>
-              <w:rPr>
-                <w:rFonts w:ascii="Calibri" w:cs="Calibri" w:eastAsia="Calibri" w:hAnsi="Calibri"/>
-                <w:sz w:val="19"/>
-                <w:szCs w:val="19"/>
-              </w:rPr>
-              <w:t xml:space="preserve">[Zakład]</w:t>
+              <w:t xml:space="preserve">Politechnika Warszawska</w:t>
+            </w:r>
+          </w:p>
+          <w:p>
+            <w:pPr>
+              <w:spacing w:after="0" w:before="0" w:line="240"/>
+              <w:jc w:val="center"/>
+            </w:pPr>
+            <w:r>
+              <w:rPr>
+                <w:rFonts w:ascii="Calibri" w:cs="Calibri" w:eastAsia="Calibri" w:hAnsi="Calibri"/>
+                <w:sz w:val="19"/>
+                <w:szCs w:val="19"/>
+              </w:rPr>
+              <w:t xml:space="preserve">Wydział Transportu</w:t>
+            </w:r>
+          </w:p>
+          <w:p>
+            <w:pPr>
+              <w:spacing w:after="0" w:before="0" w:line="240"/>
+              <w:jc w:val="center"/>
+            </w:pPr>
+            <w:r>
+              <w:rPr>
+                <w:rFonts w:ascii="Calibri" w:cs="Calibri" w:eastAsia="Calibri" w:hAnsi="Calibri"/>
+                <w:sz w:val="19"/>
+                <w:szCs w:val="19"/>
+              </w:rPr>
+              <w:t xml:space="preserve">Zakład Budowy i Eksploatacji Środków Transportu</w:t>
             </w:r>
           </w:p>
         </w:tc>
@@ -42038,35 +42068,35 @@
                 <w:sz w:val="19"/>
                 <w:szCs w:val="19"/>
               </w:rPr>
-              <w:t xml:space="preserve">[Nazwa uczelni]</w:t>
-            </w:r>
-          </w:p>
-          <w:p>
-            <w:pPr>
-              <w:spacing w:after="0" w:before="0" w:line="240"/>
-              <w:jc w:val="center"/>
-            </w:pPr>
-            <w:r>
-              <w:rPr>
-                <w:rFonts w:ascii="Calibri" w:cs="Calibri" w:eastAsia="Calibri" w:hAnsi="Calibri"/>
-                <w:sz w:val="19"/>
-                <w:szCs w:val="19"/>
-              </w:rPr>
-              <w:t xml:space="preserve">[Wydział]</w:t>
-            </w:r>
-          </w:p>
-          <w:p>
-            <w:pPr>
-              <w:spacing w:after="0" w:before="0" w:line="240"/>
-              <w:jc w:val="center"/>
-            </w:pPr>
-            <w:r>
-              <w:rPr>
-                <w:rFonts w:ascii="Calibri" w:cs="Calibri" w:eastAsia="Calibri" w:hAnsi="Calibri"/>
-                <w:sz w:val="19"/>
-                <w:szCs w:val="19"/>
-              </w:rPr>
-              <w:t xml:space="preserve">[Zakład]</w:t>
+              <w:t xml:space="preserve">Politechnika Warszawska</w:t>
+            </w:r>
+          </w:p>
+          <w:p>
+            <w:pPr>
+              <w:spacing w:after="0" w:before="0" w:line="240"/>
+              <w:jc w:val="center"/>
+            </w:pPr>
+            <w:r>
+              <w:rPr>
+                <w:rFonts w:ascii="Calibri" w:cs="Calibri" w:eastAsia="Calibri" w:hAnsi="Calibri"/>
+                <w:sz w:val="19"/>
+                <w:szCs w:val="19"/>
+              </w:rPr>
+              <w:t xml:space="preserve">Wydział Transportu</w:t>
+            </w:r>
+          </w:p>
+          <w:p>
+            <w:pPr>
+              <w:spacing w:after="0" w:before="0" w:line="240"/>
+              <w:jc w:val="center"/>
+            </w:pPr>
+            <w:r>
+              <w:rPr>
+                <w:rFonts w:ascii="Calibri" w:cs="Calibri" w:eastAsia="Calibri" w:hAnsi="Calibri"/>
+                <w:sz w:val="19"/>
+                <w:szCs w:val="19"/>
+              </w:rPr>
+              <w:t xml:space="preserve">Zakład Budowy i Eksploatacji Środków Transportu</w:t>
             </w:r>
           </w:p>
         </w:tc>

--- a/Projekt_wymiana_klockow_Toyota_Corolla_E12.docx
+++ b/Projekt_wymiana_klockow_Toyota_Corolla_E12.docx
@@ -11442,78 +11442,56 @@
           <w:sz w:val="22"/>
           <w:szCs w:val="22"/>
         </w:rPr>
-        <w:t xml:space="preserve">Na rysunku numer 5 poniżej pokazano zużyte klocki po demontażu zacisku.</w:t>
+        <w:t xml:space="preserve">Na rysunku numer 5 poniżej pokazano demontaż klocków z jarzma zacisku – po nim mierzy się grubość okładzin obu klocków.</w:t>
       </w:r>
     </w:p>
-    <w:tbl>
-      <w:tblPr>
-        <w:tblW w:type="dxa" w:w="7000"/>
+    <w:p>
+      <w:pPr>
+        <w:keepNext/>
+        <w:spacing w:after="60"/>
         <w:jc w:val="center"/>
-        <w:tblBorders>
-          <w:top w:val="single" w:color="auto" w:sz="4"/>
-          <w:left w:val="single" w:color="auto" w:sz="4"/>
-          <w:bottom w:val="single" w:color="auto" w:sz="4"/>
-          <w:right w:val="single" w:color="auto" w:sz="4"/>
-          <w:insideH w:val="single" w:color="auto" w:sz="4"/>
-          <w:insideV w:val="single" w:color="auto" w:sz="4"/>
-        </w:tblBorders>
-      </w:tblPr>
-      <w:tblGrid>
-        <w:gridCol w:w="7000"/>
-      </w:tblGrid>
-      <w:tr>
-        <w:trPr>
-          <w:trHeight w:val="3200" w:hRule="atLeast"/>
-        </w:trPr>
-        <w:tc>
-          <w:tcPr>
-            <w:tcW w:type="dxa" w:w="7000"/>
-            <w:tcBorders>
-              <w:top w:val="dashed" w:color="8C8C8C" w:sz="6"/>
-              <w:left w:val="dashed" w:color="8C8C8C" w:sz="6"/>
-              <w:bottom w:val="dashed" w:color="8C8C8C" w:sz="6"/>
-              <w:right w:val="dashed" w:color="8C8C8C" w:sz="6"/>
-            </w:tcBorders>
-            <w:shd w:fill="F2F2F2" w:color="auto" w:val="clear"/>
-            <w:vAlign w:val="center"/>
-          </w:tcPr>
-          <w:p>
-            <w:pPr>
-              <w:spacing w:after="40" w:before="0" w:line="276"/>
-              <w:jc w:val="center"/>
-            </w:pPr>
-            <w:r>
-              <w:rPr>
-                <w:rFonts w:ascii="Calibri" w:cs="Calibri" w:eastAsia="Calibri" w:hAnsi="Calibri"/>
-                <w:b/>
-                <w:bCs/>
-                <w:color w:val="808080"/>
-                <w:sz w:val="18"/>
-                <w:szCs w:val="18"/>
-              </w:rPr>
-              <w:t xml:space="preserve">MIEJSCE NA ZDJĘCIE</w:t>
-            </w:r>
-          </w:p>
-          <w:p>
-            <w:pPr>
-              <w:spacing w:after="0" w:before="0" w:line="276"/>
-              <w:jc w:val="center"/>
-            </w:pPr>
-            <w:r>
-              <w:rPr>
-                <w:rFonts w:ascii="Calibri" w:cs="Calibri" w:eastAsia="Calibri" w:hAnsi="Calibri"/>
-                <w:i/>
-                <w:iCs/>
-                <w:color w:val="808080"/>
-                <w:sz w:val="16"/>
-                <w:szCs w:val="16"/>
-              </w:rPr>
-              <w:t xml:space="preserve">Zużyte klocki po zdjęciu zacisku – kadr z poradnika / filmu AUTODOC [2], [3]</w:t>
-            </w:r>
-          </w:p>
-        </w:tc>
-      </w:tr>
-    </w:tbl>
+      </w:pPr>
+      <w:r>
+        <w:drawing>
+          <wp:inline distT="0" distB="0" distL="0" distR="0">
+            <wp:extent cx="3810000" cy="1924050"/>
+            <wp:effectExtent t="0" r="0" b="0" l="0"/>
+            <wp:docPr id="1" name="" descr="" title=""/>
+            <wp:cNvGraphicFramePr>
+              <a:graphicFrameLocks xmlns:a="http://schemas.openxmlformats.org/drawingml/2006/main" noChangeAspect="1"/>
+            </wp:cNvGraphicFramePr>
+            <a:graphic xmlns:a="http://schemas.openxmlformats.org/drawingml/2006/main">
+              <a:graphicData uri="http://schemas.openxmlformats.org/drawingml/2006/picture">
+                <pic:pic xmlns:pic="http://schemas.openxmlformats.org/drawingml/2006/picture">
+                  <pic:nvPicPr>
+                    <pic:cNvPr id="0" name="" descr=""/>
+                    <pic:cNvPicPr>
+                      <a:picLocks noChangeAspect="1" noChangeArrowheads="1"/>
+                    </pic:cNvPicPr>
+                  </pic:nvPicPr>
+                  <pic:blipFill>
+                    <a:blip r:embed="rId13" cstate="none"/>
+                    <a:srcRect/>
+                    <a:stretch>
+                      <a:fillRect/>
+                    </a:stretch>
+                  </pic:blipFill>
+                  <pic:spPr bwMode="auto">
+                    <a:xfrm>
+                      <a:off x="0" y="0"/>
+                      <a:ext cx="3810000" cy="1924050"/>
+                    </a:xfrm>
+                    <a:prstGeom prst="rect">
+                      <a:avLst/>
+                    </a:prstGeom>
+                  </pic:spPr>
+                </pic:pic>
+              </a:graphicData>
+            </a:graphic>
+          </wp:inline>
+        </w:drawing>
+      </w:r>
+    </w:p>
     <w:p>
       <w:pPr>
         <w:spacing w:after="200" w:before="0" w:line="276"/>
@@ -11527,7 +11505,7 @@
           <w:sz w:val="18"/>
           <w:szCs w:val="18"/>
         </w:rPr>
-        <w:t xml:space="preserve">Rysunek 5. Zużyte okładziny klocków hamulcowych osi przedniej, [2]</w:t>
+        <w:t xml:space="preserve">Rysunek 5. Demontaż klocków hamulcowych osi przedniej z jarzma zacisku, [2]</w:t>
       </w:r>
     </w:p>
     <w:p>
@@ -14837,7 +14815,7 @@
                     </pic:cNvPicPr>
                   </pic:nvPicPr>
                   <pic:blipFill>
-                    <a:blip r:embed="rId13" cstate="none"/>
+                    <a:blip r:embed="rId14" cstate="none"/>
                     <a:srcRect/>
                     <a:stretch>
                       <a:fillRect/>
